--- a/docs/Technical_Constraints_and_File_Modification_Guide.docx
+++ b/docs/Technical_Constraints_and_File_Modification_Guide.docx
@@ -2,6 +2,46 @@
 <file path=word/document.xml><?xml version="1.0" encoding="utf-8"?>
 <w:document xmlns:wpc="http://schemas.microsoft.com/office/word/2010/wordprocessingCanvas" xmlns:mo="http://schemas.microsoft.com/office/mac/office/2008/main" xmlns:mc="http://schemas.openxmlformats.org/markup-compatibility/2006" xmlns:mv="urn:schemas-microsoft-com:mac:vml" xmlns:o="urn:schemas-microsoft-com:office:office" xmlns:r="http://schemas.openxmlformats.org/officeDocument/2006/relationships" xmlns:m="http://schemas.openxmlformats.org/officeDocument/2006/math" xmlns:v="urn:schemas-microsoft-com:vml" xmlns:wp14="http://schemas.microsoft.com/office/word/2010/wordprocessingDrawing" xmlns:wp="http://schemas.openxmlformats.org/drawingml/2006/wordprocessingDrawing" xmlns:w10="urn:schemas-microsoft-com:office:word" xmlns:w="http://schemas.openxmlformats.org/wordprocessingml/2006/main" xmlns:w14="http://schemas.microsoft.com/office/word/2010/wordml" xmlns:wpg="http://schemas.microsoft.com/office/word/2010/wordprocessingGroup" xmlns:wpi="http://schemas.microsoft.com/office/word/2010/wordprocessingInk" xmlns:wne="http://schemas.microsoft.com/office/word/2006/wordml" xmlns:wps="http://schemas.microsoft.com/office/word/2010/wordprocessingShape" mc:Ignorable="w14 wp14">
   <w:body>
+    <w:p>
+      <w:pPr>
+        <w:spacing w:before="0" w:after="80"/>
+        <w:jc w:val="center"/>
+      </w:pPr>
+      <w:r>
+        <w:drawing>
+          <wp:inline xmlns:a="http://schemas.openxmlformats.org/drawingml/2006/main" xmlns:pic="http://schemas.openxmlformats.org/drawingml/2006/picture">
+            <wp:extent cx="1645920" cy="519129"/>
+            <wp:docPr id="1" name="Picture 1"/>
+            <wp:cNvGraphicFramePr>
+              <a:graphicFrameLocks noChangeAspect="1"/>
+            </wp:cNvGraphicFramePr>
+            <a:graphic>
+              <a:graphicData uri="http://schemas.openxmlformats.org/drawingml/2006/picture">
+                <pic:pic>
+                  <pic:nvPicPr>
+                    <pic:cNvPr id="0" name="report-logo-left.png"/>
+                    <pic:cNvPicPr/>
+                  </pic:nvPicPr>
+                  <pic:blipFill>
+                    <a:blip r:embed="rId10"/>
+                    <a:stretch>
+                      <a:fillRect/>
+                    </a:stretch>
+                  </pic:blipFill>
+                  <pic:spPr>
+                    <a:xfrm>
+                      <a:off x="0" y="0"/>
+                      <a:ext cx="1645920" cy="519129"/>
+                    </a:xfrm>
+                    <a:prstGeom prst="rect"/>
+                  </pic:spPr>
+                </pic:pic>
+              </a:graphicData>
+            </a:graphic>
+          </wp:inline>
+        </w:drawing>
+      </w:r>
+    </w:p>
     <w:p>
       <w:pPr>
         <w:spacing w:before="0" w:after="40"/>
@@ -2596,7 +2636,7 @@
           <w:rFonts w:ascii="Times New Roman" w:hAnsi="Times New Roman"/>
           <w:sz w:val="28"/>
         </w:rPr>
-        <w:t>python3 scripts/generate_schema_doc.py -&gt; Updates Database_Schema.docx</w:t>
+        <w:t>python3 scripts/generate_schema_doc.py -&gt; Updates docs/Database_Schema.docx</w:t>
       </w:r>
     </w:p>
     <w:p>
@@ -2618,7 +2658,7 @@
           <w:rFonts w:ascii="Times New Roman" w:hAnsi="Times New Roman"/>
           <w:sz w:val="28"/>
         </w:rPr>
-        <w:t>python3 scripts/generate_system_constraints_doc.py -&gt; Updates System_Constraints_and_Portal_Rules.docx</w:t>
+        <w:t>python3 scripts/generate_system_constraints_doc.py -&gt; Updates docs/System_Constraints_and_Portal_Rules.docx</w:t>
       </w:r>
     </w:p>
     <w:p>
@@ -2640,7 +2680,7 @@
           <w:rFonts w:ascii="Times New Roman" w:hAnsi="Times New Roman"/>
           <w:sz w:val="28"/>
         </w:rPr>
-        <w:t>python3 scripts/generate_tech_file_guide_doc.py -&gt; Updates Technical_Constraints_and_File_Modification_Guide.docx</w:t>
+        <w:t>python3 scripts/generate_tech_file_guide_doc.py -&gt; Updates docs/Technical_Constraints_and_File_Modification_Guide.docx</w:t>
       </w:r>
     </w:p>
     <w:sectPr>

--- a/docs/Technical_Constraints_and_File_Modification_Guide.docx
+++ b/docs/Technical_Constraints_and_File_Modification_Guide.docx
@@ -2,49 +2,113 @@
 <file path=word/document.xml><?xml version="1.0" encoding="utf-8"?>
 <w:document xmlns:wpc="http://schemas.microsoft.com/office/word/2010/wordprocessingCanvas" xmlns:mo="http://schemas.microsoft.com/office/mac/office/2008/main" xmlns:mc="http://schemas.openxmlformats.org/markup-compatibility/2006" xmlns:mv="urn:schemas-microsoft-com:mac:vml" xmlns:o="urn:schemas-microsoft-com:office:office" xmlns:r="http://schemas.openxmlformats.org/officeDocument/2006/relationships" xmlns:m="http://schemas.openxmlformats.org/officeDocument/2006/math" xmlns:v="urn:schemas-microsoft-com:vml" xmlns:wp14="http://schemas.microsoft.com/office/word/2010/wordprocessingDrawing" xmlns:wp="http://schemas.openxmlformats.org/drawingml/2006/wordprocessingDrawing" xmlns:w10="urn:schemas-microsoft-com:office:word" xmlns:w="http://schemas.openxmlformats.org/wordprocessingml/2006/main" xmlns:w14="http://schemas.microsoft.com/office/word/2010/wordml" xmlns:wpg="http://schemas.microsoft.com/office/word/2010/wordprocessingGroup" xmlns:wpi="http://schemas.microsoft.com/office/word/2010/wordprocessingInk" xmlns:wne="http://schemas.microsoft.com/office/word/2006/wordml" xmlns:wps="http://schemas.microsoft.com/office/word/2010/wordprocessingShape" mc:Ignorable="w14 wp14">
   <w:body>
+    <w:tbl>
+      <w:tblPr>
+        <w:tblW w:type="auto" w:w="0"/>
+        <w:jc w:val="center"/>
+        <w:tblLayout w:type="fixed"/>
+        <w:tblLook w:firstColumn="1" w:firstRow="1" w:lastColumn="0" w:lastRow="0" w:noHBand="0" w:noVBand="1" w:val="04A0"/>
+      </w:tblPr>
+      <w:tblGrid>
+        <w:gridCol w:w="5040"/>
+        <w:gridCol w:w="5040"/>
+      </w:tblGrid>
+      <w:tr>
+        <w:tc>
+          <w:tcPr>
+            <w:tcW w:type="dxa" w:w="5040"/>
+          </w:tcPr>
+          <w:p>
+            <w:pPr>
+              <w:spacing w:before="0" w:after="0"/>
+              <w:jc w:val="left"/>
+            </w:pPr>
+            <w:r>
+              <w:drawing>
+                <wp:inline xmlns:a="http://schemas.openxmlformats.org/drawingml/2006/main" xmlns:pic="http://schemas.openxmlformats.org/drawingml/2006/picture">
+                  <wp:extent cx="2464273" cy="777240"/>
+                  <wp:docPr id="1" name="Picture 1"/>
+                  <wp:cNvGraphicFramePr>
+                    <a:graphicFrameLocks noChangeAspect="1"/>
+                  </wp:cNvGraphicFramePr>
+                  <a:graphic>
+                    <a:graphicData uri="http://schemas.openxmlformats.org/drawingml/2006/picture">
+                      <pic:pic>
+                        <pic:nvPicPr>
+                          <pic:cNvPr id="0" name="report-logo-left.png"/>
+                          <pic:cNvPicPr/>
+                        </pic:nvPicPr>
+                        <pic:blipFill>
+                          <a:blip r:embed="rId10"/>
+                          <a:stretch>
+                            <a:fillRect/>
+                          </a:stretch>
+                        </pic:blipFill>
+                        <pic:spPr>
+                          <a:xfrm>
+                            <a:off x="0" y="0"/>
+                            <a:ext cx="2464273" cy="777240"/>
+                          </a:xfrm>
+                          <a:prstGeom prst="rect"/>
+                        </pic:spPr>
+                      </pic:pic>
+                    </a:graphicData>
+                  </a:graphic>
+                </wp:inline>
+              </w:drawing>
+            </w:r>
+          </w:p>
+        </w:tc>
+        <w:tc>
+          <w:tcPr>
+            <w:tcW w:type="dxa" w:w="5040"/>
+          </w:tcPr>
+          <w:p>
+            <w:pPr>
+              <w:spacing w:before="0" w:after="0"/>
+              <w:jc w:val="right"/>
+            </w:pPr>
+            <w:r>
+              <w:drawing>
+                <wp:inline xmlns:a="http://schemas.openxmlformats.org/drawingml/2006/main" xmlns:pic="http://schemas.openxmlformats.org/drawingml/2006/picture">
+                  <wp:extent cx="1044480" cy="777240"/>
+                  <wp:docPr id="2" name="Picture 2"/>
+                  <wp:cNvGraphicFramePr>
+                    <a:graphicFrameLocks noChangeAspect="1"/>
+                  </wp:cNvGraphicFramePr>
+                  <a:graphic>
+                    <a:graphicData uri="http://schemas.openxmlformats.org/drawingml/2006/picture">
+                      <pic:pic>
+                        <pic:nvPicPr>
+                          <pic:cNvPr id="0" name="report-logo-right.png"/>
+                          <pic:cNvPicPr/>
+                        </pic:nvPicPr>
+                        <pic:blipFill>
+                          <a:blip r:embed="rId11"/>
+                          <a:stretch>
+                            <a:fillRect/>
+                          </a:stretch>
+                        </pic:blipFill>
+                        <pic:spPr>
+                          <a:xfrm>
+                            <a:off x="0" y="0"/>
+                            <a:ext cx="1044480" cy="777240"/>
+                          </a:xfrm>
+                          <a:prstGeom prst="rect"/>
+                        </pic:spPr>
+                      </pic:pic>
+                    </a:graphicData>
+                  </a:graphic>
+                </wp:inline>
+              </w:drawing>
+            </w:r>
+          </w:p>
+        </w:tc>
+      </w:tr>
+    </w:tbl>
     <w:p>
       <w:pPr>
-        <w:spacing w:before="0" w:after="80"/>
-        <w:jc w:val="center"/>
-      </w:pPr>
-      <w:r>
-        <w:drawing>
-          <wp:inline xmlns:a="http://schemas.openxmlformats.org/drawingml/2006/main" xmlns:pic="http://schemas.openxmlformats.org/drawingml/2006/picture">
-            <wp:extent cx="1645920" cy="519129"/>
-            <wp:docPr id="1" name="Picture 1"/>
-            <wp:cNvGraphicFramePr>
-              <a:graphicFrameLocks noChangeAspect="1"/>
-            </wp:cNvGraphicFramePr>
-            <a:graphic>
-              <a:graphicData uri="http://schemas.openxmlformats.org/drawingml/2006/picture">
-                <pic:pic>
-                  <pic:nvPicPr>
-                    <pic:cNvPr id="0" name="report-logo-left.png"/>
-                    <pic:cNvPicPr/>
-                  </pic:nvPicPr>
-                  <pic:blipFill>
-                    <a:blip r:embed="rId10"/>
-                    <a:stretch>
-                      <a:fillRect/>
-                    </a:stretch>
-                  </pic:blipFill>
-                  <pic:spPr>
-                    <a:xfrm>
-                      <a:off x="0" y="0"/>
-                      <a:ext cx="1645920" cy="519129"/>
-                    </a:xfrm>
-                    <a:prstGeom prst="rect"/>
-                  </pic:spPr>
-                </pic:pic>
-              </a:graphicData>
-            </a:graphic>
-          </wp:inline>
-        </w:drawing>
-      </w:r>
-    </w:p>
-    <w:p>
-      <w:pPr>
-        <w:spacing w:before="0" w:after="40"/>
+        <w:spacing w:before="120" w:after="40"/>
         <w:jc w:val="center"/>
       </w:pPr>
       <w:r>
@@ -2689,6 +2753,12 @@
       <w:pgMar w:top="1080" w:right="1080" w:bottom="1080" w:left="1080" w:header="720" w:footer="720" w:gutter="0"/>
       <w:cols w:space="720"/>
       <w:docGrid w:linePitch="360"/>
+      <w:pgBorders w:offsetFrom="page">
+        <w:top w:val="single" w:sz="8" w:space="20" w:color="0F331F"/>
+        <w:left w:val="single" w:sz="8" w:space="20" w:color="0F331F"/>
+        <w:bottom w:val="single" w:sz="8" w:space="20" w:color="0F331F"/>
+        <w:right w:val="single" w:sz="8" w:space="20" w:color="0F331F"/>
+      </w:pgBorders>
     </w:sectPr>
   </w:body>
 </w:document>

--- a/docs/Technical_Constraints_and_File_Modification_Guide.docx
+++ b/docs/Technical_Constraints_and_File_Modification_Guide.docx
@@ -210,6 +210,213 @@
         </w:rPr>
         <w:t>This technical manual specifies the exact code files, functions, and line ranges required to modify portal rules, menu visibility, role permissions, appraisal scoring algorithms, faculty transfer mechanisms, and file upload limits in the SREC FIS codebase.</w:t>
       </w:r>
+    </w:p>
+    <w:p>
+      <w:pPr>
+        <w:keepNext/>
+        <w:spacing w:before="320" w:after="120"/>
+      </w:pPr>
+      <w:r>
+        <w:rPr>
+          <w:rFonts w:ascii="Times New Roman" w:hAnsi="Times New Roman"/>
+          <w:b/>
+          <w:color w:val="0369A1"/>
+          <w:sz w:val="28"/>
+        </w:rPr>
+        <w:t>❖ Technical Architecture Diagram: Four-Tier Codebase Architecture &amp; Data Flow</w:t>
+      </w:r>
+    </w:p>
+    <w:tbl>
+      <w:tblPr>
+        <w:tblW w:type="auto" w:w="0"/>
+        <w:jc w:val="center"/>
+        <w:tblLayout w:type="fixed"/>
+        <w:tblLook w:firstColumn="1" w:firstRow="1" w:lastColumn="0" w:lastRow="0" w:noHBand="0" w:noVBand="1" w:val="04A0"/>
+        <w:tblBorders>
+          <w:top w:val="single" w:sz="8" w:space="0" w:color="0F331F"/>
+          <w:left w:val="single" w:sz="8" w:space="0" w:color="0F331F"/>
+          <w:bottom w:val="single" w:sz="8" w:space="0" w:color="0F331F"/>
+          <w:right w:val="single" w:sz="8" w:space="0" w:color="0F331F"/>
+          <w:insideH w:val="single" w:sz="8" w:space="0" w:color="0F331F"/>
+          <w:insideV w:val="none"/>
+        </w:tblBorders>
+      </w:tblPr>
+      <w:tblGrid>
+        <w:gridCol w:w="10080"/>
+      </w:tblGrid>
+      <w:tr>
+        <w:tc>
+          <w:tcPr>
+            <w:tcW w:type="dxa" w:w="10080"/>
+            <w:shd w:val="clear" w:color="auto" w:fill="F8FAFC"/>
+            <w:tcMar>
+              <w:top w:w="140" w:type="dxa"/>
+              <w:bottom w:w="140" w:type="dxa"/>
+              <w:left w:w="180" w:type="dxa"/>
+              <w:right w:w="180" w:type="dxa"/>
+            </w:tcMar>
+          </w:tcPr>
+          <w:p>
+            <w:pPr>
+              <w:spacing w:before="80" w:after="120"/>
+            </w:pPr>
+            <w:r>
+              <w:rPr>
+                <w:rFonts w:ascii="Times New Roman" w:hAnsi="Times New Roman"/>
+                <w:b/>
+                <w:color w:val="0F331F"/>
+                <w:sz w:val="28"/>
+              </w:rPr>
+              <w:t>CODEBASE ARCHITECTURE DIAGRAM: FOUR-TIER CODEBASE ARCHITECTURE &amp; DATA FLOW</w:t>
+              <w:br/>
+            </w:r>
+          </w:p>
+          <w:p>
+            <w:pPr>
+              <w:spacing w:before="40" w:after="80"/>
+            </w:pPr>
+            <w:r>
+              <w:rPr>
+                <w:rFonts w:ascii="Times New Roman" w:hAnsi="Times New Roman"/>
+                <w:b/>
+                <w:color w:val="0369A1"/>
+                <w:sz w:val="28"/>
+              </w:rPr>
+              <w:t xml:space="preserve">► Component 1: </w:t>
+            </w:r>
+            <w:r>
+              <w:rPr>
+                <w:rFonts w:ascii="Times New Roman" w:hAnsi="Times New Roman"/>
+                <w:color w:val="1E293B"/>
+                <w:sz w:val="28"/>
+              </w:rPr>
+              <w:t>Frontend Tier (React 19 + Vite): Renders dynamic UI, Sidebar menu tree, SearchableSelect inputs, and Appraisal Form Engine.</w:t>
+            </w:r>
+          </w:p>
+          <w:p>
+            <w:pPr>
+              <w:spacing w:before="0" w:after="0"/>
+              <w:jc w:val="center"/>
+            </w:pPr>
+            <w:r>
+              <w:rPr>
+                <w:rFonts w:ascii="Times New Roman" w:hAnsi="Times New Roman"/>
+                <w:b/>
+                <w:color w:val="0F766E"/>
+                <w:sz w:val="28"/>
+              </w:rPr>
+              <w:t>│</w:t>
+              <w:br/>
+              <w:t>▼</w:t>
+            </w:r>
+          </w:p>
+          <w:p>
+            <w:pPr>
+              <w:spacing w:before="40" w:after="80"/>
+            </w:pPr>
+            <w:r>
+              <w:rPr>
+                <w:rFonts w:ascii="Times New Roman" w:hAnsi="Times New Roman"/>
+                <w:b/>
+                <w:color w:val="0369A1"/>
+                <w:sz w:val="28"/>
+              </w:rPr>
+              <w:t xml:space="preserve">► Component 2: </w:t>
+            </w:r>
+            <w:r>
+              <w:rPr>
+                <w:rFonts w:ascii="Times New Roman" w:hAnsi="Times New Roman"/>
+                <w:color w:val="1E293B"/>
+                <w:sz w:val="28"/>
+              </w:rPr>
+              <w:t>API Gateway &amp; Routing Tier (Express.js): Authenticates JWT Bearer tokens and executes role permission guards.</w:t>
+            </w:r>
+          </w:p>
+          <w:p>
+            <w:pPr>
+              <w:spacing w:before="0" w:after="0"/>
+              <w:jc w:val="center"/>
+            </w:pPr>
+            <w:r>
+              <w:rPr>
+                <w:rFonts w:ascii="Times New Roman" w:hAnsi="Times New Roman"/>
+                <w:b/>
+                <w:color w:val="0F766E"/>
+                <w:sz w:val="28"/>
+              </w:rPr>
+              <w:t>│</w:t>
+              <w:br/>
+              <w:t>▼</w:t>
+            </w:r>
+          </w:p>
+          <w:p>
+            <w:pPr>
+              <w:spacing w:before="40" w:after="80"/>
+            </w:pPr>
+            <w:r>
+              <w:rPr>
+                <w:rFonts w:ascii="Times New Roman" w:hAnsi="Times New Roman"/>
+                <w:b/>
+                <w:color w:val="0369A1"/>
+                <w:sz w:val="28"/>
+              </w:rPr>
+              <w:t xml:space="preserve">► Component 3: </w:t>
+            </w:r>
+            <w:r>
+              <w:rPr>
+                <w:rFonts w:ascii="Times New Roman" w:hAnsi="Times New Roman"/>
+                <w:color w:val="1E293B"/>
+                <w:sz w:val="28"/>
+              </w:rPr>
+              <w:t>Database Storage Tier (MySQL 9.7+ / srec_fis): Stores 35+ relational tables, indexes, and historical audit logs.</w:t>
+            </w:r>
+          </w:p>
+          <w:p>
+            <w:pPr>
+              <w:spacing w:before="0" w:after="0"/>
+              <w:jc w:val="center"/>
+            </w:pPr>
+            <w:r>
+              <w:rPr>
+                <w:rFonts w:ascii="Times New Roman" w:hAnsi="Times New Roman"/>
+                <w:b/>
+                <w:color w:val="0F766E"/>
+                <w:sz w:val="28"/>
+              </w:rPr>
+              <w:t>│</w:t>
+              <w:br/>
+              <w:t>▼</w:t>
+            </w:r>
+          </w:p>
+          <w:p>
+            <w:pPr>
+              <w:spacing w:before="40" w:after="80"/>
+            </w:pPr>
+            <w:r>
+              <w:rPr>
+                <w:rFonts w:ascii="Times New Roman" w:hAnsi="Times New Roman"/>
+                <w:b/>
+                <w:color w:val="0369A1"/>
+                <w:sz w:val="28"/>
+              </w:rPr>
+              <w:t xml:space="preserve">► Component 4: </w:t>
+            </w:r>
+            <w:r>
+              <w:rPr>
+                <w:rFonts w:ascii="Times New Roman" w:hAnsi="Times New Roman"/>
+                <w:color w:val="1E293B"/>
+                <w:sz w:val="28"/>
+              </w:rPr>
+              <w:t>Physical Disk Directory Tier (/server/SREC/): Stores uploaded proof documents organized under dedicated /SREC/{Dept}/{Staff_ID}/ directories.</w:t>
+            </w:r>
+          </w:p>
+        </w:tc>
+      </w:tr>
+    </w:tbl>
+    <w:p>
+      <w:pPr>
+        <w:spacing w:after="160"/>
+      </w:pPr>
     </w:p>
     <w:tbl>
       <w:tblPr>
@@ -2126,626 +2333,101 @@
           </w:p>
         </w:tc>
       </w:tr>
+      <w:tr>
+        <w:tc>
+          <w:tcPr>
+            <w:tcW w:type="dxa" w:w="3168"/>
+            <w:shd w:val="clear" w:color="auto" w:fill="F8FAFC"/>
+            <w:tcMar>
+              <w:top w:w="120" w:type="dxa"/>
+              <w:bottom w:w="120" w:type="dxa"/>
+              <w:left w:w="160" w:type="dxa"/>
+              <w:right w:w="160" w:type="dxa"/>
+            </w:tcMar>
+          </w:tcPr>
+          <w:p>
+            <w:r>
+              <w:rPr>
+                <w:rFonts w:ascii="Times New Roman" w:hAnsi="Times New Roman"/>
+                <w:sz w:val="28"/>
+              </w:rPr>
+              <w:t>Auto-Doc Workflows Script</w:t>
+            </w:r>
+          </w:p>
+        </w:tc>
+        <w:tc>
+          <w:tcPr>
+            <w:tcW w:type="dxa" w:w="3456"/>
+            <w:shd w:val="clear" w:color="auto" w:fill="F8FAFC"/>
+            <w:tcMar>
+              <w:top w:w="120" w:type="dxa"/>
+              <w:bottom w:w="120" w:type="dxa"/>
+              <w:left w:w="160" w:type="dxa"/>
+              <w:right w:w="160" w:type="dxa"/>
+            </w:tcMar>
+          </w:tcPr>
+          <w:p>
+            <w:r>
+              <w:rPr>
+                <w:rFonts w:ascii="Times New Roman" w:hAnsi="Times New Roman"/>
+                <w:b/>
+                <w:color w:val="0369A1"/>
+                <w:sz w:val="28"/>
+              </w:rPr>
+              <w:t>scripts/generate_portal_workflows_doc.py</w:t>
+            </w:r>
+          </w:p>
+        </w:tc>
+        <w:tc>
+          <w:tcPr>
+            <w:tcW w:type="dxa" w:w="2592"/>
+            <w:shd w:val="clear" w:color="auto" w:fill="F8FAFC"/>
+            <w:tcMar>
+              <w:top w:w="120" w:type="dxa"/>
+              <w:bottom w:w="120" w:type="dxa"/>
+              <w:left w:w="160" w:type="dxa"/>
+              <w:right w:w="160" w:type="dxa"/>
+            </w:tcMar>
+          </w:tcPr>
+          <w:p>
+            <w:r>
+              <w:rPr>
+                <w:rFonts w:ascii="Times New Roman" w:hAnsi="Times New Roman"/>
+                <w:sz w:val="28"/>
+              </w:rPr>
+              <w:t>create_portal_workflows_document()</w:t>
+            </w:r>
+          </w:p>
+        </w:tc>
+        <w:tc>
+          <w:tcPr>
+            <w:tcW w:type="dxa" w:w="1152"/>
+            <w:shd w:val="clear" w:color="auto" w:fill="F8FAFC"/>
+            <w:tcMar>
+              <w:top w:w="120" w:type="dxa"/>
+              <w:bottom w:w="120" w:type="dxa"/>
+              <w:left w:w="160" w:type="dxa"/>
+              <w:right w:w="160" w:type="dxa"/>
+            </w:tcMar>
+          </w:tcPr>
+          <w:p>
+            <w:r>
+              <w:rPr>
+                <w:rFonts w:ascii="Times New Roman" w:hAnsi="Times New Roman"/>
+                <w:b/>
+                <w:color w:val="0369A1"/>
+                <w:sz w:val="28"/>
+              </w:rPr>
+              <w:t>L1-L320</w:t>
+            </w:r>
+          </w:p>
+        </w:tc>
+      </w:tr>
     </w:tbl>
     <w:p>
       <w:pPr>
         <w:spacing w:after="160"/>
       </w:pPr>
-    </w:p>
-    <w:p>
-      <w:pPr>
-        <w:keepNext/>
-        <w:spacing w:before="320" w:after="120"/>
-      </w:pPr>
-      <w:r>
-        <w:rPr>
-          <w:rFonts w:ascii="Times New Roman" w:hAnsi="Times New Roman"/>
-          <w:b/>
-          <w:color w:val="0F172A"/>
-          <w:sz w:val="32"/>
-        </w:rPr>
-        <w:t>2. Detailed File Modification Instructions</w:t>
-      </w:r>
-    </w:p>
-    <w:p>
-      <w:pPr>
-        <w:keepNext/>
-        <w:spacing w:before="320" w:after="120"/>
-      </w:pPr>
-      <w:r>
-        <w:rPr>
-          <w:rFonts w:ascii="Times New Roman" w:hAnsi="Times New Roman"/>
-          <w:b/>
-          <w:color w:val="0369A1"/>
-          <w:sz w:val="28"/>
-        </w:rPr>
-        <w:t>A. Modifying Navigation Menu Links &amp; Visibility Roles</w:t>
-      </w:r>
-    </w:p>
-    <w:p>
-      <w:pPr>
-        <w:spacing w:after="80"/>
-      </w:pPr>
-      <w:r>
-        <w:rPr>
-          <w:rFonts w:ascii="Times New Roman" w:hAnsi="Times New Roman"/>
-          <w:b/>
-          <w:color w:val="0369A1"/>
-          <w:sz w:val="28"/>
-        </w:rPr>
-        <w:t>Primary Code File: client/src/components/Sidebar.jsx</w:t>
-      </w:r>
-    </w:p>
-    <w:p>
-      <w:pPr>
-        <w:pStyle w:val="ListBullet"/>
-        <w:spacing w:after="60"/>
-      </w:pPr>
-      <w:r>
-        <w:rPr>
-          <w:rFonts w:ascii="Times New Roman" w:hAnsi="Times New Roman"/>
-          <w:b/>
-          <w:sz w:val="28"/>
-        </w:rPr>
-        <w:t xml:space="preserve">To add/remove sidebar links: </w:t>
-      </w:r>
-      <w:r>
-        <w:rPr>
-          <w:rFonts w:ascii="Times New Roman" w:hAnsi="Times New Roman"/>
-          <w:sz w:val="28"/>
-        </w:rPr>
-        <w:t>Edit getMenuStructure() (Lines 62-300). Add new objects to baseMenu or category items array.</w:t>
-      </w:r>
-    </w:p>
-    <w:p>
-      <w:pPr>
-        <w:pStyle w:val="ListBullet"/>
-        <w:spacing w:after="60"/>
-      </w:pPr>
-      <w:r>
-        <w:rPr>
-          <w:rFonts w:ascii="Times New Roman" w:hAnsi="Times New Roman"/>
-          <w:b/>
-          <w:sz w:val="28"/>
-        </w:rPr>
-        <w:t xml:space="preserve">To change role-based menu toggles: </w:t>
-      </w:r>
-      <w:r>
-        <w:rPr>
-          <w:rFonts w:ascii="Times New Roman" w:hAnsi="Times New Roman"/>
-          <w:sz w:val="28"/>
-        </w:rPr>
-        <w:t>Modify role checks (e.g., if (role === 'admin'), if (isHod), if (isClubCoord)) in getMenuStructure().</w:t>
-      </w:r>
-    </w:p>
-    <w:p>
-      <w:pPr>
-        <w:pStyle w:val="ListBullet"/>
-        <w:spacing w:after="60"/>
-      </w:pPr>
-      <w:r>
-        <w:rPr>
-          <w:rFonts w:ascii="Times New Roman" w:hAnsi="Times New Roman"/>
-          <w:b/>
-          <w:sz w:val="28"/>
-        </w:rPr>
-        <w:t xml:space="preserve">To inject custom pages: </w:t>
-      </w:r>
-      <w:r>
-        <w:rPr>
-          <w:rFonts w:ascii="Times New Roman" w:hAnsi="Times New Roman"/>
-          <w:sz w:val="28"/>
-        </w:rPr>
-        <w:t>Update allowedDynamicPages filter in Sidebar.jsx (Lines 303-320).</w:t>
-      </w:r>
-    </w:p>
-    <w:p>
-      <w:pPr>
-        <w:keepNext/>
-        <w:spacing w:before="320" w:after="120"/>
-      </w:pPr>
-      <w:r>
-        <w:rPr>
-          <w:rFonts w:ascii="Times New Roman" w:hAnsi="Times New Roman"/>
-          <w:b/>
-          <w:color w:val="0369A1"/>
-          <w:sz w:val="28"/>
-        </w:rPr>
-        <w:t>B. Modifying Roles, Claims &amp; Authorization</w:t>
-      </w:r>
-    </w:p>
-    <w:p>
-      <w:pPr>
-        <w:spacing w:after="80"/>
-      </w:pPr>
-      <w:r>
-        <w:rPr>
-          <w:rFonts w:ascii="Times New Roman" w:hAnsi="Times New Roman"/>
-          <w:b/>
-          <w:color w:val="0369A1"/>
-          <w:sz w:val="28"/>
-        </w:rPr>
-        <w:t>Primary Code File: server/routes/auth.js &amp; server/server.js</w:t>
-      </w:r>
-    </w:p>
-    <w:p>
-      <w:pPr>
-        <w:pStyle w:val="ListBullet"/>
-        <w:spacing w:after="60"/>
-      </w:pPr>
-      <w:r>
-        <w:rPr>
-          <w:rFonts w:ascii="Times New Roman" w:hAnsi="Times New Roman"/>
-          <w:b/>
-          <w:sz w:val="28"/>
-        </w:rPr>
-        <w:t xml:space="preserve">To add new role claims: </w:t>
-      </w:r>
-      <w:r>
-        <w:rPr>
-          <w:rFonts w:ascii="Times New Roman" w:hAnsi="Times New Roman"/>
-          <w:sz w:val="28"/>
-        </w:rPr>
-        <w:t>Edit POST /api/auth/login in server/routes/auth.js (Lines 110-130). Include new fields in jwt.sign().</w:t>
-      </w:r>
-    </w:p>
-    <w:p>
-      <w:pPr>
-        <w:pStyle w:val="ListBullet"/>
-        <w:spacing w:after="60"/>
-      </w:pPr>
-      <w:r>
-        <w:rPr>
-          <w:rFonts w:ascii="Times New Roman" w:hAnsi="Times New Roman"/>
-          <w:b/>
-          <w:sz w:val="28"/>
-        </w:rPr>
-        <w:t xml:space="preserve">To change file access permissions: </w:t>
-      </w:r>
-      <w:r>
-        <w:rPr>
-          <w:rFonts w:ascii="Times New Roman" w:hAnsi="Times New Roman"/>
-          <w:sz w:val="28"/>
-        </w:rPr>
-        <w:t>Edit requireFileAuth middleware in server/server.js (Lines 28-44).</w:t>
-      </w:r>
-    </w:p>
-    <w:p>
-      <w:pPr>
-        <w:pStyle w:val="ListBullet"/>
-        <w:spacing w:after="60"/>
-      </w:pPr>
-      <w:r>
-        <w:rPr>
-          <w:rFonts w:ascii="Times New Roman" w:hAnsi="Times New Roman"/>
-          <w:b/>
-          <w:sz w:val="28"/>
-        </w:rPr>
-        <w:t xml:space="preserve">To alter API authorization checks: </w:t>
-      </w:r>
-      <w:r>
-        <w:rPr>
-          <w:rFonts w:ascii="Times New Roman" w:hAnsi="Times New Roman"/>
-          <w:sz w:val="28"/>
-        </w:rPr>
-        <w:t>Update authenticateToken and role conditionals in server/routes/admin.js and faculty.js.</w:t>
-      </w:r>
-    </w:p>
-    <w:p>
-      <w:pPr>
-        <w:keepNext/>
-        <w:spacing w:before="320" w:after="120"/>
-      </w:pPr>
-      <w:r>
-        <w:rPr>
-          <w:rFonts w:ascii="Times New Roman" w:hAnsi="Times New Roman"/>
-          <w:b/>
-          <w:color w:val="0369A1"/>
-          <w:sz w:val="28"/>
-        </w:rPr>
-        <w:t>C. Modifying Faculty Department Transfer Rules</w:t>
-      </w:r>
-    </w:p>
-    <w:p>
-      <w:pPr>
-        <w:spacing w:after="80"/>
-      </w:pPr>
-      <w:r>
-        <w:rPr>
-          <w:rFonts w:ascii="Times New Roman" w:hAnsi="Times New Roman"/>
-          <w:b/>
-          <w:color w:val="0369A1"/>
-          <w:sz w:val="28"/>
-        </w:rPr>
-        <w:t>Primary Code File: server/routes/admin.js &amp; server/utils/fileStorage.js</w:t>
-      </w:r>
-    </w:p>
-    <w:p>
-      <w:pPr>
-        <w:pStyle w:val="ListBullet"/>
-        <w:spacing w:after="60"/>
-      </w:pPr>
-      <w:r>
-        <w:rPr>
-          <w:rFonts w:ascii="Times New Roman" w:hAnsi="Times New Roman"/>
-          <w:b/>
-          <w:sz w:val="28"/>
-        </w:rPr>
-        <w:t xml:space="preserve">To update transfer audit logging: </w:t>
-      </w:r>
-      <w:r>
-        <w:rPr>
-          <w:rFonts w:ascii="Times New Roman" w:hAnsi="Times New Roman"/>
-          <w:sz w:val="28"/>
-        </w:rPr>
-        <w:t>Edit POST /api/admin/faculty/transfer in server/routes/admin.js (Lines 715-755).</w:t>
-      </w:r>
-    </w:p>
-    <w:p>
-      <w:pPr>
-        <w:pStyle w:val="ListBullet"/>
-        <w:spacing w:after="60"/>
-      </w:pPr>
-      <w:r>
-        <w:rPr>
-          <w:rFonts w:ascii="Times New Roman" w:hAnsi="Times New Roman"/>
-          <w:b/>
-          <w:sz w:val="28"/>
-        </w:rPr>
-        <w:t xml:space="preserve">To adjust physical folder mover logic: </w:t>
-      </w:r>
-      <w:r>
-        <w:rPr>
-          <w:rFonts w:ascii="Times New Roman" w:hAnsi="Times New Roman"/>
-          <w:sz w:val="28"/>
-        </w:rPr>
-        <w:t>Edit moveFacultyDirectory() in server/utils/fileStorage.js (Lines 230-290).</w:t>
-      </w:r>
-    </w:p>
-    <w:p>
-      <w:pPr>
-        <w:pStyle w:val="ListBullet"/>
-        <w:spacing w:after="60"/>
-      </w:pPr>
-      <w:r>
-        <w:rPr>
-          <w:rFonts w:ascii="Times New Roman" w:hAnsi="Times New Roman"/>
-          <w:b/>
-          <w:sz w:val="28"/>
-        </w:rPr>
-        <w:t xml:space="preserve">To change transfer history schema: </w:t>
-      </w:r>
-      <w:r>
-        <w:rPr>
-          <w:rFonts w:ascii="Times New Roman" w:hAnsi="Times New Roman"/>
-          <w:sz w:val="28"/>
-        </w:rPr>
-        <w:t>Update staff_department_history definition in server/db.js (Line 554).</w:t>
-      </w:r>
-    </w:p>
-    <w:p>
-      <w:pPr>
-        <w:keepNext/>
-        <w:spacing w:before="320" w:after="120"/>
-      </w:pPr>
-      <w:r>
-        <w:rPr>
-          <w:rFonts w:ascii="Times New Roman" w:hAnsi="Times New Roman"/>
-          <w:b/>
-          <w:color w:val="0369A1"/>
-          <w:sz w:val="28"/>
-        </w:rPr>
-        <w:t>D. Modifying Performance Appraisal Rules &amp; Form Builder</w:t>
-      </w:r>
-    </w:p>
-    <w:p>
-      <w:pPr>
-        <w:spacing w:after="80"/>
-      </w:pPr>
-      <w:r>
-        <w:rPr>
-          <w:rFonts w:ascii="Times New Roman" w:hAnsi="Times New Roman"/>
-          <w:b/>
-          <w:color w:val="0369A1"/>
-          <w:sz w:val="28"/>
-        </w:rPr>
-        <w:t>Primary Code File: client/src/pages/Appraisal.jsx &amp; client/src/utils/academicYear.js</w:t>
-      </w:r>
-    </w:p>
-    <w:p>
-      <w:pPr>
-        <w:pStyle w:val="ListBullet"/>
-        <w:spacing w:after="60"/>
-      </w:pPr>
-      <w:r>
-        <w:rPr>
-          <w:rFonts w:ascii="Times New Roman" w:hAnsi="Times New Roman"/>
-          <w:b/>
-          <w:sz w:val="28"/>
-        </w:rPr>
-        <w:t xml:space="preserve">To change default evaluation academic year: </w:t>
-      </w:r>
-      <w:r>
-        <w:rPr>
-          <w:rFonts w:ascii="Times New Roman" w:hAnsi="Times New Roman"/>
-          <w:sz w:val="28"/>
-        </w:rPr>
-        <w:t>Edit getAppraisalAcademicYear() in client/src/utils/academicYear.js (Lines 20-33).</w:t>
-      </w:r>
-    </w:p>
-    <w:p>
-      <w:pPr>
-        <w:pStyle w:val="ListBullet"/>
-        <w:spacing w:after="60"/>
-      </w:pPr>
-      <w:r>
-        <w:rPr>
-          <w:rFonts w:ascii="Times New Roman" w:hAnsi="Times New Roman"/>
-          <w:b/>
-          <w:sz w:val="28"/>
-        </w:rPr>
-        <w:t xml:space="preserve">To alter score caps or designation overrides: </w:t>
-      </w:r>
-      <w:r>
-        <w:rPr>
-          <w:rFonts w:ascii="Times New Roman" w:hAnsi="Times New Roman"/>
-          <w:sz w:val="28"/>
-        </w:rPr>
-        <w:t>Edit getConstraint() in client/src/pages/Appraisal.jsx (Lines 3565-3610).</w:t>
-      </w:r>
-    </w:p>
-    <w:p>
-      <w:pPr>
-        <w:pStyle w:val="ListBullet"/>
-        <w:spacing w:after="60"/>
-      </w:pPr>
-      <w:r>
-        <w:rPr>
-          <w:rFonts w:ascii="Times New Roman" w:hAnsi="Times New Roman"/>
-          <w:b/>
-          <w:sz w:val="28"/>
-        </w:rPr>
-        <w:t xml:space="preserve">To modify designation filter tabs: </w:t>
-      </w:r>
-      <w:r>
-        <w:rPr>
-          <w:rFonts w:ascii="Times New Roman" w:hAnsi="Times New Roman"/>
-          <w:sz w:val="28"/>
-        </w:rPr>
-        <w:t>Edit Target Designation Filter Bar in Appraisal.jsx (Lines 1585-1640).</w:t>
-      </w:r>
-    </w:p>
-    <w:p>
-      <w:pPr>
-        <w:pStyle w:val="ListBullet"/>
-        <w:spacing w:after="60"/>
-      </w:pPr>
-      <w:r>
-        <w:rPr>
-          <w:rFonts w:ascii="Times New Roman" w:hAnsi="Times New Roman"/>
-          <w:b/>
-          <w:sz w:val="28"/>
-        </w:rPr>
-        <w:t xml:space="preserve">To adjust threshold bracket modal (⚙️ Config Bracket): </w:t>
-      </w:r>
-      <w:r>
-        <w:rPr>
-          <w:rFonts w:ascii="Times New Roman" w:hAnsi="Times New Roman"/>
-          <w:sz w:val="28"/>
-        </w:rPr>
-        <w:t>Edit ruleModalItem in Appraisal.jsx (Lines 5120-5210).</w:t>
-      </w:r>
-    </w:p>
-    <w:p>
-      <w:pPr>
-        <w:pStyle w:val="ListBullet"/>
-        <w:spacing w:after="60"/>
-      </w:pPr>
-      <w:r>
-        <w:rPr>
-          <w:rFonts w:ascii="Times New Roman" w:hAnsi="Times New Roman"/>
-          <w:b/>
-          <w:sz w:val="28"/>
-        </w:rPr>
-        <w:t xml:space="preserve">To adjust custom PART addition (➕ Add New PART): </w:t>
-      </w:r>
-      <w:r>
-        <w:rPr>
-          <w:rFonts w:ascii="Times New Roman" w:hAnsi="Times New Roman"/>
-          <w:sz w:val="28"/>
-        </w:rPr>
-        <w:t>Edit showAddPartModal and distinctSections memo in Appraisal.jsx (Lines 5215-5310).</w:t>
-      </w:r>
-    </w:p>
-    <w:p>
-      <w:pPr>
-        <w:pStyle w:val="ListBullet"/>
-        <w:spacing w:after="60"/>
-      </w:pPr>
-      <w:r>
-        <w:rPr>
-          <w:rFonts w:ascii="Times New Roman" w:hAnsi="Times New Roman"/>
-          <w:b/>
-          <w:sz w:val="28"/>
-        </w:rPr>
-        <w:t xml:space="preserve">To customize proof document viewing links: </w:t>
-      </w:r>
-      <w:r>
-        <w:rPr>
-          <w:rFonts w:ascii="Times New Roman" w:hAnsi="Times New Roman"/>
-          <w:sz w:val="28"/>
-        </w:rPr>
-        <w:t>Edit AutoMappedVerificationPanel in Appraisal.jsx (Lines 1227-1490).</w:t>
-      </w:r>
-    </w:p>
-    <w:p>
-      <w:pPr>
-        <w:keepNext/>
-        <w:spacing w:before="320" w:after="120"/>
-      </w:pPr>
-      <w:r>
-        <w:rPr>
-          <w:rFonts w:ascii="Times New Roman" w:hAnsi="Times New Roman"/>
-          <w:b/>
-          <w:color w:val="0369A1"/>
-          <w:sz w:val="28"/>
-        </w:rPr>
-        <w:t>E. Modifying Document Storage &amp; Upload Limits</w:t>
-      </w:r>
-    </w:p>
-    <w:p>
-      <w:pPr>
-        <w:spacing w:after="80"/>
-      </w:pPr>
-      <w:r>
-        <w:rPr>
-          <w:rFonts w:ascii="Times New Roman" w:hAnsi="Times New Roman"/>
-          <w:b/>
-          <w:color w:val="0369A1"/>
-          <w:sz w:val="28"/>
-        </w:rPr>
-        <w:t>Primary Code File: server/routes/activities.js &amp; server/server.js</w:t>
-      </w:r>
-    </w:p>
-    <w:p>
-      <w:pPr>
-        <w:pStyle w:val="ListBullet"/>
-        <w:spacing w:after="60"/>
-      </w:pPr>
-      <w:r>
-        <w:rPr>
-          <w:rFonts w:ascii="Times New Roman" w:hAnsi="Times New Roman"/>
-          <w:b/>
-          <w:sz w:val="28"/>
-        </w:rPr>
-        <w:t xml:space="preserve">To change upload file size limit (currently 5MB): </w:t>
-      </w:r>
-      <w:r>
-        <w:rPr>
-          <w:rFonts w:ascii="Times New Roman" w:hAnsi="Times New Roman"/>
-          <w:sz w:val="28"/>
-        </w:rPr>
-        <w:t>Edit multer upload config in server/routes/activities.js (Lines 13-25).</w:t>
-      </w:r>
-    </w:p>
-    <w:p>
-      <w:pPr>
-        <w:pStyle w:val="ListBullet"/>
-        <w:spacing w:after="60"/>
-      </w:pPr>
-      <w:r>
-        <w:rPr>
-          <w:rFonts w:ascii="Times New Roman" w:hAnsi="Times New Roman"/>
-          <w:b/>
-          <w:sz w:val="28"/>
-        </w:rPr>
-        <w:t xml:space="preserve">To add new allowed file extensions: </w:t>
-      </w:r>
-      <w:r>
-        <w:rPr>
-          <w:rFonts w:ascii="Times New Roman" w:hAnsi="Times New Roman"/>
-          <w:sz w:val="28"/>
-        </w:rPr>
-        <w:t>Update file type validation regex in server/routes/activities.js and dynamic_pages.js.</w:t>
-      </w:r>
-    </w:p>
-    <w:p>
-      <w:pPr>
-        <w:spacing w:after="160"/>
-      </w:pPr>
-    </w:p>
-    <w:p>
-      <w:pPr>
-        <w:keepNext/>
-        <w:spacing w:before="320" w:after="120"/>
-      </w:pPr>
-      <w:r>
-        <w:rPr>
-          <w:rFonts w:ascii="Times New Roman" w:hAnsi="Times New Roman"/>
-          <w:b/>
-          <w:color w:val="0F172A"/>
-          <w:sz w:val="32"/>
-        </w:rPr>
-        <w:t>3. Auto-Documentation Maintenance Protocol</w:t>
-      </w:r>
-    </w:p>
-    <w:p>
-      <w:pPr>
-        <w:spacing w:after="120"/>
-      </w:pPr>
-      <w:r>
-        <w:rPr>
-          <w:rFonts w:ascii="Times New Roman" w:hAnsi="Times New Roman"/>
-          <w:sz w:val="28"/>
-        </w:rPr>
-        <w:t>To ensure permanent synchronization between codebase changes and system documentation, the following automated generator scripts must be executed whenever code constraints or database structures are updated:</w:t>
-      </w:r>
-    </w:p>
-    <w:p>
-      <w:pPr>
-        <w:pStyle w:val="ListBullet"/>
-        <w:spacing w:after="80"/>
-      </w:pPr>
-      <w:r>
-        <w:rPr>
-          <w:rFonts w:ascii="Times New Roman" w:hAnsi="Times New Roman"/>
-          <w:b/>
-          <w:color w:val="0F331F"/>
-          <w:sz w:val="28"/>
-        </w:rPr>
-        <w:t xml:space="preserve">Database Schema Document: </w:t>
-      </w:r>
-      <w:r>
-        <w:rPr>
-          <w:rFonts w:ascii="Times New Roman" w:hAnsi="Times New Roman"/>
-          <w:sz w:val="28"/>
-        </w:rPr>
-        <w:t>python3 scripts/generate_schema_doc.py -&gt; Updates docs/Database_Schema.docx</w:t>
-      </w:r>
-    </w:p>
-    <w:p>
-      <w:pPr>
-        <w:pStyle w:val="ListBullet"/>
-        <w:spacing w:after="80"/>
-      </w:pPr>
-      <w:r>
-        <w:rPr>
-          <w:rFonts w:ascii="Times New Roman" w:hAnsi="Times New Roman"/>
-          <w:b/>
-          <w:color w:val="0F331F"/>
-          <w:sz w:val="28"/>
-        </w:rPr>
-        <w:t xml:space="preserve">System Constraints &amp; Rules Document: </w:t>
-      </w:r>
-      <w:r>
-        <w:rPr>
-          <w:rFonts w:ascii="Times New Roman" w:hAnsi="Times New Roman"/>
-          <w:sz w:val="28"/>
-        </w:rPr>
-        <w:t>python3 scripts/generate_system_constraints_doc.py -&gt; Updates docs/System_Constraints_and_Portal_Rules.docx</w:t>
-      </w:r>
-    </w:p>
-    <w:p>
-      <w:pPr>
-        <w:pStyle w:val="ListBullet"/>
-        <w:spacing w:after="80"/>
-      </w:pPr>
-      <w:r>
-        <w:rPr>
-          <w:rFonts w:ascii="Times New Roman" w:hAnsi="Times New Roman"/>
-          <w:b/>
-          <w:color w:val="0F331F"/>
-          <w:sz w:val="28"/>
-        </w:rPr>
-        <w:t xml:space="preserve">Technical File Modification Guide: </w:t>
-      </w:r>
-      <w:r>
-        <w:rPr>
-          <w:rFonts w:ascii="Times New Roman" w:hAnsi="Times New Roman"/>
-          <w:sz w:val="28"/>
-        </w:rPr>
-        <w:t>python3 scripts/generate_tech_file_guide_doc.py -&gt; Updates docs/Technical_Constraints_and_File_Modification_Guide.docx</w:t>
-      </w:r>
     </w:p>
     <w:sectPr>
       <w:footerReference w:type="default" r:id="rId9"/>

--- a/docs/Technical_Constraints_and_File_Modification_Guide.docx
+++ b/docs/Technical_Constraints_and_File_Modification_Guide.docx
@@ -71,7 +71,7 @@
             <w:r>
               <w:drawing>
                 <wp:inline xmlns:a="http://schemas.openxmlformats.org/drawingml/2006/main" xmlns:pic="http://schemas.openxmlformats.org/drawingml/2006/picture">
-                  <wp:extent cx="1044480" cy="777240"/>
+                  <wp:extent cx="2286000" cy="1701105"/>
                   <wp:docPr id="2" name="Picture 2"/>
                   <wp:cNvGraphicFramePr>
                     <a:graphicFrameLocks noChangeAspect="1"/>
@@ -92,7 +92,7 @@
                         <pic:spPr>
                           <a:xfrm>
                             <a:off x="0" y="0"/>
-                            <a:ext cx="1044480" cy="777240"/>
+                            <a:ext cx="2286000" cy="1701105"/>
                           </a:xfrm>
                           <a:prstGeom prst="rect"/>
                         </pic:spPr>

--- a/docs/Technical_Constraints_and_File_Modification_Guide.docx
+++ b/docs/Technical_Constraints_and_File_Modification_Guide.docx
@@ -2,143 +2,49 @@
 <file path=word/document.xml><?xml version="1.0" encoding="utf-8"?>
 <w:document xmlns:wpc="http://schemas.microsoft.com/office/word/2010/wordprocessingCanvas" xmlns:mo="http://schemas.microsoft.com/office/mac/office/2008/main" xmlns:mc="http://schemas.openxmlformats.org/markup-compatibility/2006" xmlns:mv="urn:schemas-microsoft-com:mac:vml" xmlns:o="urn:schemas-microsoft-com:office:office" xmlns:r="http://schemas.openxmlformats.org/officeDocument/2006/relationships" xmlns:m="http://schemas.openxmlformats.org/officeDocument/2006/math" xmlns:v="urn:schemas-microsoft-com:vml" xmlns:wp14="http://schemas.microsoft.com/office/word/2010/wordprocessingDrawing" xmlns:wp="http://schemas.openxmlformats.org/drawingml/2006/wordprocessingDrawing" xmlns:w10="urn:schemas-microsoft-com:office:word" xmlns:w="http://schemas.openxmlformats.org/wordprocessingml/2006/main" xmlns:w14="http://schemas.microsoft.com/office/word/2010/wordml" xmlns:wpg="http://schemas.microsoft.com/office/word/2010/wordprocessingGroup" xmlns:wpi="http://schemas.microsoft.com/office/word/2010/wordprocessingInk" xmlns:wne="http://schemas.microsoft.com/office/word/2006/wordml" xmlns:wps="http://schemas.microsoft.com/office/word/2010/wordprocessingShape" mc:Ignorable="w14 wp14">
   <w:body>
-    <w:tbl>
-      <w:tblPr>
-        <w:tblW w:type="auto" w:w="0"/>
-        <w:jc w:val="center"/>
-        <w:tblLayout w:type="fixed"/>
-        <w:tblLook w:firstColumn="1" w:firstRow="1" w:lastColumn="0" w:lastRow="0" w:noHBand="0" w:noVBand="1" w:val="04A0"/>
-      </w:tblPr>
-      <w:tblGrid>
-        <w:gridCol w:w="5040"/>
-        <w:gridCol w:w="5040"/>
-      </w:tblGrid>
-      <w:tr>
-        <w:tc>
-          <w:tcPr>
-            <w:tcW w:type="dxa" w:w="5040"/>
-          </w:tcPr>
-          <w:p>
-            <w:pPr>
-              <w:spacing w:before="0" w:after="0"/>
-              <w:jc w:val="left"/>
-            </w:pPr>
-            <w:r>
-              <w:drawing>
-                <wp:inline xmlns:a="http://schemas.openxmlformats.org/drawingml/2006/main" xmlns:pic="http://schemas.openxmlformats.org/drawingml/2006/picture">
-                  <wp:extent cx="2464273" cy="777240"/>
-                  <wp:docPr id="1" name="Picture 1"/>
-                  <wp:cNvGraphicFramePr>
-                    <a:graphicFrameLocks noChangeAspect="1"/>
-                  </wp:cNvGraphicFramePr>
-                  <a:graphic>
-                    <a:graphicData uri="http://schemas.openxmlformats.org/drawingml/2006/picture">
-                      <pic:pic>
-                        <pic:nvPicPr>
-                          <pic:cNvPr id="0" name="report-logo-left.png"/>
-                          <pic:cNvPicPr/>
-                        </pic:nvPicPr>
-                        <pic:blipFill>
-                          <a:blip r:embed="rId10"/>
-                          <a:stretch>
-                            <a:fillRect/>
-                          </a:stretch>
-                        </pic:blipFill>
-                        <pic:spPr>
-                          <a:xfrm>
-                            <a:off x="0" y="0"/>
-                            <a:ext cx="2464273" cy="777240"/>
-                          </a:xfrm>
-                          <a:prstGeom prst="rect"/>
-                        </pic:spPr>
-                      </pic:pic>
-                    </a:graphicData>
-                  </a:graphic>
-                </wp:inline>
-              </w:drawing>
-            </w:r>
-          </w:p>
-        </w:tc>
-        <w:tc>
-          <w:tcPr>
-            <w:tcW w:type="dxa" w:w="5040"/>
-          </w:tcPr>
-          <w:p>
-            <w:pPr>
-              <w:spacing w:before="0" w:after="0"/>
-              <w:jc w:val="right"/>
-            </w:pPr>
-            <w:r>
-              <w:drawing>
-                <wp:inline xmlns:a="http://schemas.openxmlformats.org/drawingml/2006/main" xmlns:pic="http://schemas.openxmlformats.org/drawingml/2006/picture">
-                  <wp:extent cx="2286000" cy="1701105"/>
-                  <wp:docPr id="2" name="Picture 2"/>
-                  <wp:cNvGraphicFramePr>
-                    <a:graphicFrameLocks noChangeAspect="1"/>
-                  </wp:cNvGraphicFramePr>
-                  <a:graphic>
-                    <a:graphicData uri="http://schemas.openxmlformats.org/drawingml/2006/picture">
-                      <pic:pic>
-                        <pic:nvPicPr>
-                          <pic:cNvPr id="0" name="report-logo-right.png"/>
-                          <pic:cNvPicPr/>
-                        </pic:nvPicPr>
-                        <pic:blipFill>
-                          <a:blip r:embed="rId11"/>
-                          <a:stretch>
-                            <a:fillRect/>
-                          </a:stretch>
-                        </pic:blipFill>
-                        <pic:spPr>
-                          <a:xfrm>
-                            <a:off x="0" y="0"/>
-                            <a:ext cx="2286000" cy="1701105"/>
-                          </a:xfrm>
-                          <a:prstGeom prst="rect"/>
-                        </pic:spPr>
-                      </pic:pic>
-                    </a:graphicData>
-                  </a:graphic>
-                </wp:inline>
-              </w:drawing>
-            </w:r>
-          </w:p>
-        </w:tc>
-      </w:tr>
-    </w:tbl>
     <w:p>
       <w:pPr>
-        <w:spacing w:before="120" w:after="40"/>
+        <w:spacing w:before="0" w:after="120"/>
         <w:jc w:val="center"/>
       </w:pPr>
       <w:r>
-        <w:rPr>
-          <w:rFonts w:ascii="Times New Roman" w:hAnsi="Times New Roman"/>
-          <w:b/>
-          <w:color w:val="0F331F"/>
-          <w:sz w:val="36"/>
-        </w:rPr>
-        <w:t>SRI RAMAKRISHNA ENGINEERING COLLEGE</w:t>
+        <w:drawing>
+          <wp:inline xmlns:a="http://schemas.openxmlformats.org/drawingml/2006/main" xmlns:pic="http://schemas.openxmlformats.org/drawingml/2006/picture">
+            <wp:extent cx="6400800" cy="1162645"/>
+            <wp:docPr id="1" name="Picture 1"/>
+            <wp:cNvGraphicFramePr>
+              <a:graphicFrameLocks noChangeAspect="1"/>
+            </wp:cNvGraphicFramePr>
+            <a:graphic>
+              <a:graphicData uri="http://schemas.openxmlformats.org/drawingml/2006/picture">
+                <pic:pic>
+                  <pic:nvPicPr>
+                    <pic:cNvPr id="0" name="srec-header-banner.png"/>
+                    <pic:cNvPicPr/>
+                  </pic:nvPicPr>
+                  <pic:blipFill>
+                    <a:blip r:embed="rId10"/>
+                    <a:stretch>
+                      <a:fillRect/>
+                    </a:stretch>
+                  </pic:blipFill>
+                  <pic:spPr>
+                    <a:xfrm>
+                      <a:off x="0" y="0"/>
+                      <a:ext cx="6400800" cy="1162645"/>
+                    </a:xfrm>
+                    <a:prstGeom prst="rect"/>
+                  </pic:spPr>
+                </pic:pic>
+              </a:graphicData>
+            </a:graphic>
+          </wp:inline>
+        </w:drawing>
       </w:r>
     </w:p>
     <w:p>
       <w:pPr>
-        <w:spacing w:before="0" w:after="80"/>
-        <w:jc w:val="center"/>
-      </w:pPr>
-      <w:r>
-        <w:rPr>
-          <w:rFonts w:ascii="Times New Roman" w:hAnsi="Times New Roman"/>
-          <w:i/>
-          <w:color w:val="475569"/>
-          <w:sz w:val="24"/>
-        </w:rPr>
-        <w:t>[An Autonomous Institution | Re-Accredited by NAAC with 'A+' Grade]</w:t>
-      </w:r>
-    </w:p>
-    <w:p>
-      <w:pPr>
-        <w:spacing w:before="0" w:after="280"/>
+        <w:spacing w:before="0" w:after="200"/>
         <w:jc w:val="center"/>
       </w:pPr>
       <w:r>

--- a/docs/Technical_Constraints_and_File_Modification_Guide.docx
+++ b/docs/Technical_Constraints_and_File_Modification_Guide.docx
@@ -82,7 +82,7 @@
           <w:color w:val="64748B"/>
           <w:sz w:val="22"/>
         </w:rPr>
-        <w:t>Document Generated: August 09, 2026 | Version 3.0 | Status: Active Developer Guide</w:t>
+        <w:t>Document Generated: August 10, 2026 | Version 3.0 | Status: Active Developer Guide</w:t>
       </w:r>
     </w:p>
     <w:p>

--- a/docs/Technical_Constraints_and_File_Modification_Guide.docx
+++ b/docs/Technical_Constraints_and_File_Modification_Guide.docx
@@ -82,7 +82,7 @@
           <w:color w:val="64748B"/>
           <w:sz w:val="22"/>
         </w:rPr>
-        <w:t>Document Generated: August 10, 2026 | Version 3.0 | Status: Active Developer Guide</w:t>
+        <w:t>Document Generated: August 13, 2026 | Version 3.0 | Status: Active Developer Guide</w:t>
       </w:r>
     </w:p>
     <w:p>

--- a/docs/Technical_Constraints_and_File_Modification_Guide.docx
+++ b/docs/Technical_Constraints_and_File_Modification_Guide.docx
@@ -82,7 +82,7 @@
           <w:color w:val="64748B"/>
           <w:sz w:val="22"/>
         </w:rPr>
-        <w:t>Document Generated: August 13, 2026 | Version 3.0 | Status: Active Developer Guide</w:t>
+        <w:t>Document Generated: August 14, 2026 | Version 3.0 | Status: Active Developer Guide</w:t>
       </w:r>
     </w:p>
     <w:p>

--- a/docs/Technical_Constraints_and_File_Modification_Guide.docx
+++ b/docs/Technical_Constraints_and_File_Modification_Guide.docx
@@ -82,7 +82,7 @@
           <w:color w:val="64748B"/>
           <w:sz w:val="22"/>
         </w:rPr>
-        <w:t>Document Generated: August 14, 2026 | Version 3.0 | Status: Active Developer Guide</w:t>
+        <w:t>Document Generated: August 15, 2026 | Version 3.0 | Status: Active Developer Guide</w:t>
       </w:r>
     </w:p>
     <w:p>

--- a/docs/Technical_Constraints_and_File_Modification_Guide.docx
+++ b/docs/Technical_Constraints_and_File_Modification_Guide.docx
@@ -82,7 +82,7 @@
           <w:color w:val="64748B"/>
           <w:sz w:val="22"/>
         </w:rPr>
-        <w:t>Document Generated: August 15, 2026 | Version 3.0 | Status: Active Developer Guide</w:t>
+        <w:t>Document Generated: August 16, 2026 | Version 3.0 | Status: Active Developer Guide</w:t>
       </w:r>
     </w:p>
     <w:p>

--- a/docs/Technical_Constraints_and_File_Modification_Guide.docx
+++ b/docs/Technical_Constraints_and_File_Modification_Guide.docx
@@ -82,7 +82,7 @@
           <w:color w:val="64748B"/>
           <w:sz w:val="22"/>
         </w:rPr>
-        <w:t>Document Generated: August 16, 2026 | Version 3.0 | Status: Active Developer Guide</w:t>
+        <w:t>Document Generated: August 17, 2026 | Version 3.0 | Status: Active Developer Guide</w:t>
       </w:r>
     </w:p>
     <w:p>
@@ -1627,7 +1627,7 @@
                 <w:rFonts w:ascii="Times New Roman" w:hAnsi="Times New Roman"/>
                 <w:sz w:val="28"/>
               </w:rPr>
-              <w:t>Auto-Mapped Proof Document Links</w:t>
+              <w:t>Bulk Appraisal Sign &amp; Approve UI &amp; Modal</w:t>
             </w:r>
           </w:p>
         </w:tc>
@@ -1671,6 +1671,276 @@
                 <w:rFonts w:ascii="Times New Roman" w:hAnsi="Times New Roman"/>
                 <w:sz w:val="28"/>
               </w:rPr>
+              <w:t>handleBulkSignAndApproveSubmit</w:t>
+            </w:r>
+          </w:p>
+        </w:tc>
+        <w:tc>
+          <w:tcPr>
+            <w:tcW w:type="dxa" w:w="1152"/>
+            <w:shd w:val="clear" w:color="auto" w:fill="FFFFFF"/>
+            <w:tcMar>
+              <w:top w:w="120" w:type="dxa"/>
+              <w:bottom w:w="120" w:type="dxa"/>
+              <w:left w:w="160" w:type="dxa"/>
+              <w:right w:w="160" w:type="dxa"/>
+            </w:tcMar>
+          </w:tcPr>
+          <w:p>
+            <w:r>
+              <w:rPr>
+                <w:rFonts w:ascii="Times New Roman" w:hAnsi="Times New Roman"/>
+                <w:b/>
+                <w:color w:val="0369A1"/>
+                <w:sz w:val="28"/>
+              </w:rPr>
+              <w:t>L210-L290, L4900-L5500</w:t>
+            </w:r>
+          </w:p>
+        </w:tc>
+      </w:tr>
+      <w:tr>
+        <w:tc>
+          <w:tcPr>
+            <w:tcW w:type="dxa" w:w="3168"/>
+            <w:shd w:val="clear" w:color="auto" w:fill="F8FAFC"/>
+            <w:tcMar>
+              <w:top w:w="120" w:type="dxa"/>
+              <w:bottom w:w="120" w:type="dxa"/>
+              <w:left w:w="160" w:type="dxa"/>
+              <w:right w:w="160" w:type="dxa"/>
+            </w:tcMar>
+          </w:tcPr>
+          <w:p>
+            <w:r>
+              <w:rPr>
+                <w:rFonts w:ascii="Times New Roman" w:hAnsi="Times New Roman"/>
+                <w:sz w:val="28"/>
+              </w:rPr>
+              <w:t>Bulk HOD Appraisal Sign &amp; Approve API</w:t>
+            </w:r>
+          </w:p>
+        </w:tc>
+        <w:tc>
+          <w:tcPr>
+            <w:tcW w:type="dxa" w:w="3456"/>
+            <w:shd w:val="clear" w:color="auto" w:fill="F8FAFC"/>
+            <w:tcMar>
+              <w:top w:w="120" w:type="dxa"/>
+              <w:bottom w:w="120" w:type="dxa"/>
+              <w:left w:w="160" w:type="dxa"/>
+              <w:right w:w="160" w:type="dxa"/>
+            </w:tcMar>
+          </w:tcPr>
+          <w:p>
+            <w:r>
+              <w:rPr>
+                <w:rFonts w:ascii="Times New Roman" w:hAnsi="Times New Roman"/>
+                <w:b/>
+                <w:color w:val="0369A1"/>
+                <w:sz w:val="28"/>
+              </w:rPr>
+              <w:t>server/routes/faculty.js</w:t>
+            </w:r>
+          </w:p>
+        </w:tc>
+        <w:tc>
+          <w:tcPr>
+            <w:tcW w:type="dxa" w:w="2592"/>
+            <w:shd w:val="clear" w:color="auto" w:fill="F8FAFC"/>
+            <w:tcMar>
+              <w:top w:w="120" w:type="dxa"/>
+              <w:bottom w:w="120" w:type="dxa"/>
+              <w:left w:w="160" w:type="dxa"/>
+              <w:right w:w="160" w:type="dxa"/>
+            </w:tcMar>
+          </w:tcPr>
+          <w:p>
+            <w:r>
+              <w:rPr>
+                <w:rFonts w:ascii="Times New Roman" w:hAnsi="Times New Roman"/>
+                <w:sz w:val="28"/>
+              </w:rPr>
+              <w:t>POST /appraisals/bulk-hod-sign-approve</w:t>
+            </w:r>
+          </w:p>
+        </w:tc>
+        <w:tc>
+          <w:tcPr>
+            <w:tcW w:type="dxa" w:w="1152"/>
+            <w:shd w:val="clear" w:color="auto" w:fill="F8FAFC"/>
+            <w:tcMar>
+              <w:top w:w="120" w:type="dxa"/>
+              <w:bottom w:w="120" w:type="dxa"/>
+              <w:left w:w="160" w:type="dxa"/>
+              <w:right w:w="160" w:type="dxa"/>
+            </w:tcMar>
+          </w:tcPr>
+          <w:p>
+            <w:r>
+              <w:rPr>
+                <w:rFonts w:ascii="Times New Roman" w:hAnsi="Times New Roman"/>
+                <w:b/>
+                <w:color w:val="0369A1"/>
+                <w:sz w:val="28"/>
+              </w:rPr>
+              <w:t>L1730-L1840</w:t>
+            </w:r>
+          </w:p>
+        </w:tc>
+      </w:tr>
+      <w:tr>
+        <w:tc>
+          <w:tcPr>
+            <w:tcW w:type="dxa" w:w="3168"/>
+            <w:shd w:val="clear" w:color="auto" w:fill="FFFFFF"/>
+            <w:tcMar>
+              <w:top w:w="120" w:type="dxa"/>
+              <w:bottom w:w="120" w:type="dxa"/>
+              <w:left w:w="160" w:type="dxa"/>
+              <w:right w:w="160" w:type="dxa"/>
+            </w:tcMar>
+          </w:tcPr>
+          <w:p>
+            <w:r>
+              <w:rPr>
+                <w:rFonts w:ascii="Times New Roman" w:hAnsi="Times New Roman"/>
+                <w:sz w:val="28"/>
+              </w:rPr>
+              <w:t>Bulk Final Appraisal Sign &amp; Approve API</w:t>
+            </w:r>
+          </w:p>
+        </w:tc>
+        <w:tc>
+          <w:tcPr>
+            <w:tcW w:type="dxa" w:w="3456"/>
+            <w:shd w:val="clear" w:color="auto" w:fill="FFFFFF"/>
+            <w:tcMar>
+              <w:top w:w="120" w:type="dxa"/>
+              <w:bottom w:w="120" w:type="dxa"/>
+              <w:left w:w="160" w:type="dxa"/>
+              <w:right w:w="160" w:type="dxa"/>
+            </w:tcMar>
+          </w:tcPr>
+          <w:p>
+            <w:r>
+              <w:rPr>
+                <w:rFonts w:ascii="Times New Roman" w:hAnsi="Times New Roman"/>
+                <w:b/>
+                <w:color w:val="0369A1"/>
+                <w:sz w:val="28"/>
+              </w:rPr>
+              <w:t>server/routes/faculty.js</w:t>
+            </w:r>
+          </w:p>
+        </w:tc>
+        <w:tc>
+          <w:tcPr>
+            <w:tcW w:type="dxa" w:w="2592"/>
+            <w:shd w:val="clear" w:color="auto" w:fill="FFFFFF"/>
+            <w:tcMar>
+              <w:top w:w="120" w:type="dxa"/>
+              <w:bottom w:w="120" w:type="dxa"/>
+              <w:left w:w="160" w:type="dxa"/>
+              <w:right w:w="160" w:type="dxa"/>
+            </w:tcMar>
+          </w:tcPr>
+          <w:p>
+            <w:r>
+              <w:rPr>
+                <w:rFonts w:ascii="Times New Roman" w:hAnsi="Times New Roman"/>
+                <w:sz w:val="28"/>
+              </w:rPr>
+              <w:t>POST /appraisals/bulk-final-sign-approve</w:t>
+            </w:r>
+          </w:p>
+        </w:tc>
+        <w:tc>
+          <w:tcPr>
+            <w:tcW w:type="dxa" w:w="1152"/>
+            <w:shd w:val="clear" w:color="auto" w:fill="FFFFFF"/>
+            <w:tcMar>
+              <w:top w:w="120" w:type="dxa"/>
+              <w:bottom w:w="120" w:type="dxa"/>
+              <w:left w:w="160" w:type="dxa"/>
+              <w:right w:w="160" w:type="dxa"/>
+            </w:tcMar>
+          </w:tcPr>
+          <w:p>
+            <w:r>
+              <w:rPr>
+                <w:rFonts w:ascii="Times New Roman" w:hAnsi="Times New Roman"/>
+                <w:b/>
+                <w:color w:val="0369A1"/>
+                <w:sz w:val="28"/>
+              </w:rPr>
+              <w:t>L1845-L1950</w:t>
+            </w:r>
+          </w:p>
+        </w:tc>
+      </w:tr>
+      <w:tr>
+        <w:tc>
+          <w:tcPr>
+            <w:tcW w:type="dxa" w:w="3168"/>
+            <w:shd w:val="clear" w:color="auto" w:fill="F8FAFC"/>
+            <w:tcMar>
+              <w:top w:w="120" w:type="dxa"/>
+              <w:bottom w:w="120" w:type="dxa"/>
+              <w:left w:w="160" w:type="dxa"/>
+              <w:right w:w="160" w:type="dxa"/>
+            </w:tcMar>
+          </w:tcPr>
+          <w:p>
+            <w:r>
+              <w:rPr>
+                <w:rFonts w:ascii="Times New Roman" w:hAnsi="Times New Roman"/>
+                <w:sz w:val="28"/>
+              </w:rPr>
+              <w:t>Auto-Mapped Proof Document Links</w:t>
+            </w:r>
+          </w:p>
+        </w:tc>
+        <w:tc>
+          <w:tcPr>
+            <w:tcW w:type="dxa" w:w="3456"/>
+            <w:shd w:val="clear" w:color="auto" w:fill="F8FAFC"/>
+            <w:tcMar>
+              <w:top w:w="120" w:type="dxa"/>
+              <w:bottom w:w="120" w:type="dxa"/>
+              <w:left w:w="160" w:type="dxa"/>
+              <w:right w:w="160" w:type="dxa"/>
+            </w:tcMar>
+          </w:tcPr>
+          <w:p>
+            <w:r>
+              <w:rPr>
+                <w:rFonts w:ascii="Times New Roman" w:hAnsi="Times New Roman"/>
+                <w:b/>
+                <w:color w:val="0369A1"/>
+                <w:sz w:val="28"/>
+              </w:rPr>
+              <w:t>client/src/pages/Appraisal.jsx</w:t>
+            </w:r>
+          </w:p>
+        </w:tc>
+        <w:tc>
+          <w:tcPr>
+            <w:tcW w:type="dxa" w:w="2592"/>
+            <w:shd w:val="clear" w:color="auto" w:fill="F8FAFC"/>
+            <w:tcMar>
+              <w:top w:w="120" w:type="dxa"/>
+              <w:bottom w:w="120" w:type="dxa"/>
+              <w:left w:w="160" w:type="dxa"/>
+              <w:right w:w="160" w:type="dxa"/>
+            </w:tcMar>
+          </w:tcPr>
+          <w:p>
+            <w:r>
+              <w:rPr>
+                <w:rFonts w:ascii="Times New Roman" w:hAnsi="Times New Roman"/>
+                <w:sz w:val="28"/>
+              </w:rPr>
               <w:t>AutoMappedVerificationPanel</w:t>
             </w:r>
           </w:p>
@@ -1678,7 +1948,7 @@
         <w:tc>
           <w:tcPr>
             <w:tcW w:type="dxa" w:w="1152"/>
-            <w:shd w:val="clear" w:color="auto" w:fill="FFFFFF"/>
+            <w:shd w:val="clear" w:color="auto" w:fill="F8FAFC"/>
             <w:tcMar>
               <w:top w:w="120" w:type="dxa"/>
               <w:bottom w:w="120" w:type="dxa"/>
@@ -1703,7 +1973,7 @@
         <w:tc>
           <w:tcPr>
             <w:tcW w:type="dxa" w:w="3168"/>
-            <w:shd w:val="clear" w:color="auto" w:fill="F8FAFC"/>
+            <w:shd w:val="clear" w:color="auto" w:fill="FFFFFF"/>
             <w:tcMar>
               <w:top w:w="120" w:type="dxa"/>
               <w:bottom w:w="120" w:type="dxa"/>
@@ -1724,7 +1994,7 @@
         <w:tc>
           <w:tcPr>
             <w:tcW w:type="dxa" w:w="3456"/>
-            <w:shd w:val="clear" w:color="auto" w:fill="F8FAFC"/>
+            <w:shd w:val="clear" w:color="auto" w:fill="FFFFFF"/>
             <w:tcMar>
               <w:top w:w="120" w:type="dxa"/>
               <w:bottom w:w="120" w:type="dxa"/>
@@ -1747,7 +2017,7 @@
         <w:tc>
           <w:tcPr>
             <w:tcW w:type="dxa" w:w="2592"/>
-            <w:shd w:val="clear" w:color="auto" w:fill="F8FAFC"/>
+            <w:shd w:val="clear" w:color="auto" w:fill="FFFFFF"/>
             <w:tcMar>
               <w:top w:w="120" w:type="dxa"/>
               <w:bottom w:w="120" w:type="dxa"/>
@@ -1768,7 +2038,7 @@
         <w:tc>
           <w:tcPr>
             <w:tcW w:type="dxa" w:w="1152"/>
-            <w:shd w:val="clear" w:color="auto" w:fill="F8FAFC"/>
+            <w:shd w:val="clear" w:color="auto" w:fill="FFFFFF"/>
             <w:tcMar>
               <w:top w:w="120" w:type="dxa"/>
               <w:bottom w:w="120" w:type="dxa"/>
@@ -1793,7 +2063,7 @@
         <w:tc>
           <w:tcPr>
             <w:tcW w:type="dxa" w:w="3168"/>
-            <w:shd w:val="clear" w:color="auto" w:fill="FFFFFF"/>
+            <w:shd w:val="clear" w:color="auto" w:fill="F8FAFC"/>
             <w:tcMar>
               <w:top w:w="120" w:type="dxa"/>
               <w:bottom w:w="120" w:type="dxa"/>
@@ -1814,7 +2084,7 @@
         <w:tc>
           <w:tcPr>
             <w:tcW w:type="dxa" w:w="3456"/>
-            <w:shd w:val="clear" w:color="auto" w:fill="FFFFFF"/>
+            <w:shd w:val="clear" w:color="auto" w:fill="F8FAFC"/>
             <w:tcMar>
               <w:top w:w="120" w:type="dxa"/>
               <w:bottom w:w="120" w:type="dxa"/>
@@ -1837,7 +2107,7 @@
         <w:tc>
           <w:tcPr>
             <w:tcW w:type="dxa" w:w="2592"/>
-            <w:shd w:val="clear" w:color="auto" w:fill="FFFFFF"/>
+            <w:shd w:val="clear" w:color="auto" w:fill="F8FAFC"/>
             <w:tcMar>
               <w:top w:w="120" w:type="dxa"/>
               <w:bottom w:w="120" w:type="dxa"/>
@@ -1858,7 +2128,7 @@
         <w:tc>
           <w:tcPr>
             <w:tcW w:type="dxa" w:w="1152"/>
-            <w:shd w:val="clear" w:color="auto" w:fill="FFFFFF"/>
+            <w:shd w:val="clear" w:color="auto" w:fill="F8FAFC"/>
             <w:tcMar>
               <w:top w:w="120" w:type="dxa"/>
               <w:bottom w:w="120" w:type="dxa"/>
@@ -1883,7 +2153,7 @@
         <w:tc>
           <w:tcPr>
             <w:tcW w:type="dxa" w:w="3168"/>
-            <w:shd w:val="clear" w:color="auto" w:fill="F8FAFC"/>
+            <w:shd w:val="clear" w:color="auto" w:fill="FFFFFF"/>
             <w:tcMar>
               <w:top w:w="120" w:type="dxa"/>
               <w:bottom w:w="120" w:type="dxa"/>
@@ -1904,7 +2174,7 @@
         <w:tc>
           <w:tcPr>
             <w:tcW w:type="dxa" w:w="3456"/>
-            <w:shd w:val="clear" w:color="auto" w:fill="F8FAFC"/>
+            <w:shd w:val="clear" w:color="auto" w:fill="FFFFFF"/>
             <w:tcMar>
               <w:top w:w="120" w:type="dxa"/>
               <w:bottom w:w="120" w:type="dxa"/>
@@ -1927,7 +2197,7 @@
         <w:tc>
           <w:tcPr>
             <w:tcW w:type="dxa" w:w="2592"/>
-            <w:shd w:val="clear" w:color="auto" w:fill="F8FAFC"/>
+            <w:shd w:val="clear" w:color="auto" w:fill="FFFFFF"/>
             <w:tcMar>
               <w:top w:w="120" w:type="dxa"/>
               <w:bottom w:w="120" w:type="dxa"/>
@@ -1948,7 +2218,7 @@
         <w:tc>
           <w:tcPr>
             <w:tcW w:type="dxa" w:w="1152"/>
-            <w:shd w:val="clear" w:color="auto" w:fill="F8FAFC"/>
+            <w:shd w:val="clear" w:color="auto" w:fill="FFFFFF"/>
             <w:tcMar>
               <w:top w:w="120" w:type="dxa"/>
               <w:bottom w:w="120" w:type="dxa"/>
@@ -1973,7 +2243,7 @@
         <w:tc>
           <w:tcPr>
             <w:tcW w:type="dxa" w:w="3168"/>
-            <w:shd w:val="clear" w:color="auto" w:fill="FFFFFF"/>
+            <w:shd w:val="clear" w:color="auto" w:fill="F8FAFC"/>
             <w:tcMar>
               <w:top w:w="120" w:type="dxa"/>
               <w:bottom w:w="120" w:type="dxa"/>
@@ -1994,7 +2264,7 @@
         <w:tc>
           <w:tcPr>
             <w:tcW w:type="dxa" w:w="3456"/>
-            <w:shd w:val="clear" w:color="auto" w:fill="FFFFFF"/>
+            <w:shd w:val="clear" w:color="auto" w:fill="F8FAFC"/>
             <w:tcMar>
               <w:top w:w="120" w:type="dxa"/>
               <w:bottom w:w="120" w:type="dxa"/>
@@ -2017,7 +2287,7 @@
         <w:tc>
           <w:tcPr>
             <w:tcW w:type="dxa" w:w="2592"/>
-            <w:shd w:val="clear" w:color="auto" w:fill="FFFFFF"/>
+            <w:shd w:val="clear" w:color="auto" w:fill="F8FAFC"/>
             <w:tcMar>
               <w:top w:w="120" w:type="dxa"/>
               <w:bottom w:w="120" w:type="dxa"/>
@@ -2038,7 +2308,7 @@
         <w:tc>
           <w:tcPr>
             <w:tcW w:type="dxa" w:w="1152"/>
-            <w:shd w:val="clear" w:color="auto" w:fill="FFFFFF"/>
+            <w:shd w:val="clear" w:color="auto" w:fill="F8FAFC"/>
             <w:tcMar>
               <w:top w:w="120" w:type="dxa"/>
               <w:bottom w:w="120" w:type="dxa"/>
@@ -2063,7 +2333,7 @@
         <w:tc>
           <w:tcPr>
             <w:tcW w:type="dxa" w:w="3168"/>
-            <w:shd w:val="clear" w:color="auto" w:fill="F8FAFC"/>
+            <w:shd w:val="clear" w:color="auto" w:fill="FFFFFF"/>
             <w:tcMar>
               <w:top w:w="120" w:type="dxa"/>
               <w:bottom w:w="120" w:type="dxa"/>
@@ -2084,7 +2354,7 @@
         <w:tc>
           <w:tcPr>
             <w:tcW w:type="dxa" w:w="3456"/>
-            <w:shd w:val="clear" w:color="auto" w:fill="F8FAFC"/>
+            <w:shd w:val="clear" w:color="auto" w:fill="FFFFFF"/>
             <w:tcMar>
               <w:top w:w="120" w:type="dxa"/>
               <w:bottom w:w="120" w:type="dxa"/>
@@ -2107,7 +2377,7 @@
         <w:tc>
           <w:tcPr>
             <w:tcW w:type="dxa" w:w="2592"/>
-            <w:shd w:val="clear" w:color="auto" w:fill="F8FAFC"/>
+            <w:shd w:val="clear" w:color="auto" w:fill="FFFFFF"/>
             <w:tcMar>
               <w:top w:w="120" w:type="dxa"/>
               <w:bottom w:w="120" w:type="dxa"/>
@@ -2128,7 +2398,7 @@
         <w:tc>
           <w:tcPr>
             <w:tcW w:type="dxa" w:w="1152"/>
-            <w:shd w:val="clear" w:color="auto" w:fill="F8FAFC"/>
+            <w:shd w:val="clear" w:color="auto" w:fill="FFFFFF"/>
             <w:tcMar>
               <w:top w:w="120" w:type="dxa"/>
               <w:bottom w:w="120" w:type="dxa"/>
@@ -2153,7 +2423,7 @@
         <w:tc>
           <w:tcPr>
             <w:tcW w:type="dxa" w:w="3168"/>
-            <w:shd w:val="clear" w:color="auto" w:fill="FFFFFF"/>
+            <w:shd w:val="clear" w:color="auto" w:fill="F8FAFC"/>
             <w:tcMar>
               <w:top w:w="120" w:type="dxa"/>
               <w:bottom w:w="120" w:type="dxa"/>
@@ -2174,7 +2444,7 @@
         <w:tc>
           <w:tcPr>
             <w:tcW w:type="dxa" w:w="3456"/>
-            <w:shd w:val="clear" w:color="auto" w:fill="FFFFFF"/>
+            <w:shd w:val="clear" w:color="auto" w:fill="F8FAFC"/>
             <w:tcMar>
               <w:top w:w="120" w:type="dxa"/>
               <w:bottom w:w="120" w:type="dxa"/>
@@ -2197,7 +2467,7 @@
         <w:tc>
           <w:tcPr>
             <w:tcW w:type="dxa" w:w="2592"/>
-            <w:shd w:val="clear" w:color="auto" w:fill="FFFFFF"/>
+            <w:shd w:val="clear" w:color="auto" w:fill="F8FAFC"/>
             <w:tcMar>
               <w:top w:w="120" w:type="dxa"/>
               <w:bottom w:w="120" w:type="dxa"/>
@@ -2218,7 +2488,7 @@
         <w:tc>
           <w:tcPr>
             <w:tcW w:type="dxa" w:w="1152"/>
-            <w:shd w:val="clear" w:color="auto" w:fill="FFFFFF"/>
+            <w:shd w:val="clear" w:color="auto" w:fill="F8FAFC"/>
             <w:tcMar>
               <w:top w:w="120" w:type="dxa"/>
               <w:bottom w:w="120" w:type="dxa"/>
@@ -2243,7 +2513,7 @@
         <w:tc>
           <w:tcPr>
             <w:tcW w:type="dxa" w:w="3168"/>
-            <w:shd w:val="clear" w:color="auto" w:fill="F8FAFC"/>
+            <w:shd w:val="clear" w:color="auto" w:fill="FFFFFF"/>
             <w:tcMar>
               <w:top w:w="120" w:type="dxa"/>
               <w:bottom w:w="120" w:type="dxa"/>
@@ -2264,7 +2534,7 @@
         <w:tc>
           <w:tcPr>
             <w:tcW w:type="dxa" w:w="3456"/>
-            <w:shd w:val="clear" w:color="auto" w:fill="F8FAFC"/>
+            <w:shd w:val="clear" w:color="auto" w:fill="FFFFFF"/>
             <w:tcMar>
               <w:top w:w="120" w:type="dxa"/>
               <w:bottom w:w="120" w:type="dxa"/>
@@ -2287,7 +2557,7 @@
         <w:tc>
           <w:tcPr>
             <w:tcW w:type="dxa" w:w="2592"/>
-            <w:shd w:val="clear" w:color="auto" w:fill="F8FAFC"/>
+            <w:shd w:val="clear" w:color="auto" w:fill="FFFFFF"/>
             <w:tcMar>
               <w:top w:w="120" w:type="dxa"/>
               <w:bottom w:w="120" w:type="dxa"/>
@@ -2308,7 +2578,7 @@
         <w:tc>
           <w:tcPr>
             <w:tcW w:type="dxa" w:w="1152"/>
-            <w:shd w:val="clear" w:color="auto" w:fill="F8FAFC"/>
+            <w:shd w:val="clear" w:color="auto" w:fill="FFFFFF"/>
             <w:tcMar>
               <w:top w:w="120" w:type="dxa"/>
               <w:bottom w:w="120" w:type="dxa"/>

--- a/docs/Technical_Constraints_and_File_Modification_Guide.docx
+++ b/docs/Technical_Constraints_and_File_Modification_Guide.docx
@@ -1897,6 +1897,366 @@
                 <w:rFonts w:ascii="Times New Roman" w:hAnsi="Times New Roman"/>
                 <w:sz w:val="28"/>
               </w:rPr>
+              <w:t>1-Click AI CV &amp; Bio-Data Generator UI</w:t>
+            </w:r>
+          </w:p>
+        </w:tc>
+        <w:tc>
+          <w:tcPr>
+            <w:tcW w:type="dxa" w:w="3456"/>
+            <w:shd w:val="clear" w:color="auto" w:fill="F8FAFC"/>
+            <w:tcMar>
+              <w:top w:w="120" w:type="dxa"/>
+              <w:bottom w:w="120" w:type="dxa"/>
+              <w:left w:w="160" w:type="dxa"/>
+              <w:right w:w="160" w:type="dxa"/>
+            </w:tcMar>
+          </w:tcPr>
+          <w:p>
+            <w:r>
+              <w:rPr>
+                <w:rFonts w:ascii="Times New Roman" w:hAnsi="Times New Roman"/>
+                <w:b/>
+                <w:color w:val="0369A1"/>
+                <w:sz w:val="28"/>
+              </w:rPr>
+              <w:t>client/src/pages/CVGenerator.jsx</w:t>
+            </w:r>
+          </w:p>
+        </w:tc>
+        <w:tc>
+          <w:tcPr>
+            <w:tcW w:type="dxa" w:w="2592"/>
+            <w:shd w:val="clear" w:color="auto" w:fill="F8FAFC"/>
+            <w:tcMar>
+              <w:top w:w="120" w:type="dxa"/>
+              <w:bottom w:w="120" w:type="dxa"/>
+              <w:left w:w="160" w:type="dxa"/>
+              <w:right w:w="160" w:type="dxa"/>
+            </w:tcMar>
+          </w:tcPr>
+          <w:p>
+            <w:r>
+              <w:rPr>
+                <w:rFonts w:ascii="Times New Roman" w:hAnsi="Times New Roman"/>
+                <w:sz w:val="28"/>
+              </w:rPr>
+              <w:t>CVGenerator component &amp; templates</w:t>
+            </w:r>
+          </w:p>
+        </w:tc>
+        <w:tc>
+          <w:tcPr>
+            <w:tcW w:type="dxa" w:w="1152"/>
+            <w:shd w:val="clear" w:color="auto" w:fill="F8FAFC"/>
+            <w:tcMar>
+              <w:top w:w="120" w:type="dxa"/>
+              <w:bottom w:w="120" w:type="dxa"/>
+              <w:left w:w="160" w:type="dxa"/>
+              <w:right w:w="160" w:type="dxa"/>
+            </w:tcMar>
+          </w:tcPr>
+          <w:p>
+            <w:r>
+              <w:rPr>
+                <w:rFonts w:ascii="Times New Roman" w:hAnsi="Times New Roman"/>
+                <w:b/>
+                <w:color w:val="0369A1"/>
+                <w:sz w:val="28"/>
+              </w:rPr>
+              <w:t>L1-L650</w:t>
+            </w:r>
+          </w:p>
+        </w:tc>
+      </w:tr>
+      <w:tr>
+        <w:tc>
+          <w:tcPr>
+            <w:tcW w:type="dxa" w:w="3168"/>
+            <w:shd w:val="clear" w:color="auto" w:fill="FFFFFF"/>
+            <w:tcMar>
+              <w:top w:w="120" w:type="dxa"/>
+              <w:bottom w:w="120" w:type="dxa"/>
+              <w:left w:w="160" w:type="dxa"/>
+              <w:right w:w="160" w:type="dxa"/>
+            </w:tcMar>
+          </w:tcPr>
+          <w:p>
+            <w:r>
+              <w:rPr>
+                <w:rFonts w:ascii="Times New Roman" w:hAnsi="Times New Roman"/>
+                <w:sz w:val="28"/>
+              </w:rPr>
+              <w:t>Faculty CV Aggregator &amp; AI Bio API</w:t>
+            </w:r>
+          </w:p>
+        </w:tc>
+        <w:tc>
+          <w:tcPr>
+            <w:tcW w:type="dxa" w:w="3456"/>
+            <w:shd w:val="clear" w:color="auto" w:fill="FFFFFF"/>
+            <w:tcMar>
+              <w:top w:w="120" w:type="dxa"/>
+              <w:bottom w:w="120" w:type="dxa"/>
+              <w:left w:w="160" w:type="dxa"/>
+              <w:right w:w="160" w:type="dxa"/>
+            </w:tcMar>
+          </w:tcPr>
+          <w:p>
+            <w:r>
+              <w:rPr>
+                <w:rFonts w:ascii="Times New Roman" w:hAnsi="Times New Roman"/>
+                <w:b/>
+                <w:color w:val="0369A1"/>
+                <w:sz w:val="28"/>
+              </w:rPr>
+              <w:t>server/routes/faculty.js</w:t>
+            </w:r>
+          </w:p>
+        </w:tc>
+        <w:tc>
+          <w:tcPr>
+            <w:tcW w:type="dxa" w:w="2592"/>
+            <w:shd w:val="clear" w:color="auto" w:fill="FFFFFF"/>
+            <w:tcMar>
+              <w:top w:w="120" w:type="dxa"/>
+              <w:bottom w:w="120" w:type="dxa"/>
+              <w:left w:w="160" w:type="dxa"/>
+              <w:right w:w="160" w:type="dxa"/>
+            </w:tcMar>
+          </w:tcPr>
+          <w:p>
+            <w:r>
+              <w:rPr>
+                <w:rFonts w:ascii="Times New Roman" w:hAnsi="Times New Roman"/>
+                <w:sz w:val="28"/>
+              </w:rPr>
+              <w:t>GET /api/faculty/cv-data/:staffId</w:t>
+            </w:r>
+          </w:p>
+        </w:tc>
+        <w:tc>
+          <w:tcPr>
+            <w:tcW w:type="dxa" w:w="1152"/>
+            <w:shd w:val="clear" w:color="auto" w:fill="FFFFFF"/>
+            <w:tcMar>
+              <w:top w:w="120" w:type="dxa"/>
+              <w:bottom w:w="120" w:type="dxa"/>
+              <w:left w:w="160" w:type="dxa"/>
+              <w:right w:w="160" w:type="dxa"/>
+            </w:tcMar>
+          </w:tcPr>
+          <w:p>
+            <w:r>
+              <w:rPr>
+                <w:rFonts w:ascii="Times New Roman" w:hAnsi="Times New Roman"/>
+                <w:b/>
+                <w:color w:val="0369A1"/>
+                <w:sz w:val="28"/>
+              </w:rPr>
+              <w:t>L3460-L3600</w:t>
+            </w:r>
+          </w:p>
+        </w:tc>
+      </w:tr>
+      <w:tr>
+        <w:tc>
+          <w:tcPr>
+            <w:tcW w:type="dxa" w:w="3168"/>
+            <w:shd w:val="clear" w:color="auto" w:fill="F8FAFC"/>
+            <w:tcMar>
+              <w:top w:w="120" w:type="dxa"/>
+              <w:bottom w:w="120" w:type="dxa"/>
+              <w:left w:w="160" w:type="dxa"/>
+              <w:right w:w="160" w:type="dxa"/>
+            </w:tcMar>
+          </w:tcPr>
+          <w:p>
+            <w:r>
+              <w:rPr>
+                <w:rFonts w:ascii="Times New Roman" w:hAnsi="Times New Roman"/>
+                <w:sz w:val="28"/>
+              </w:rPr>
+              <w:t>PWA Web Push Notification Manager</w:t>
+            </w:r>
+          </w:p>
+        </w:tc>
+        <w:tc>
+          <w:tcPr>
+            <w:tcW w:type="dxa" w:w="3456"/>
+            <w:shd w:val="clear" w:color="auto" w:fill="F8FAFC"/>
+            <w:tcMar>
+              <w:top w:w="120" w:type="dxa"/>
+              <w:bottom w:w="120" w:type="dxa"/>
+              <w:left w:w="160" w:type="dxa"/>
+              <w:right w:w="160" w:type="dxa"/>
+            </w:tcMar>
+          </w:tcPr>
+          <w:p>
+            <w:r>
+              <w:rPr>
+                <w:rFonts w:ascii="Times New Roman" w:hAnsi="Times New Roman"/>
+                <w:b/>
+                <w:color w:val="0369A1"/>
+                <w:sz w:val="28"/>
+              </w:rPr>
+              <w:t>client/src/components/NotificationPrompt.jsx</w:t>
+            </w:r>
+          </w:p>
+        </w:tc>
+        <w:tc>
+          <w:tcPr>
+            <w:tcW w:type="dxa" w:w="2592"/>
+            <w:shd w:val="clear" w:color="auto" w:fill="F8FAFC"/>
+            <w:tcMar>
+              <w:top w:w="120" w:type="dxa"/>
+              <w:bottom w:w="120" w:type="dxa"/>
+              <w:left w:w="160" w:type="dxa"/>
+              <w:right w:w="160" w:type="dxa"/>
+            </w:tcMar>
+          </w:tcPr>
+          <w:p>
+            <w:r>
+              <w:rPr>
+                <w:rFonts w:ascii="Times New Roman" w:hAnsi="Times New Roman"/>
+                <w:sz w:val="28"/>
+              </w:rPr>
+              <w:t>NotificationPrompt component</w:t>
+            </w:r>
+          </w:p>
+        </w:tc>
+        <w:tc>
+          <w:tcPr>
+            <w:tcW w:type="dxa" w:w="1152"/>
+            <w:shd w:val="clear" w:color="auto" w:fill="F8FAFC"/>
+            <w:tcMar>
+              <w:top w:w="120" w:type="dxa"/>
+              <w:bottom w:w="120" w:type="dxa"/>
+              <w:left w:w="160" w:type="dxa"/>
+              <w:right w:w="160" w:type="dxa"/>
+            </w:tcMar>
+          </w:tcPr>
+          <w:p>
+            <w:r>
+              <w:rPr>
+                <w:rFonts w:ascii="Times New Roman" w:hAnsi="Times New Roman"/>
+                <w:b/>
+                <w:color w:val="0369A1"/>
+                <w:sz w:val="28"/>
+              </w:rPr>
+              <w:t>L1-L320</w:t>
+            </w:r>
+          </w:p>
+        </w:tc>
+      </w:tr>
+      <w:tr>
+        <w:tc>
+          <w:tcPr>
+            <w:tcW w:type="dxa" w:w="3168"/>
+            <w:shd w:val="clear" w:color="auto" w:fill="FFFFFF"/>
+            <w:tcMar>
+              <w:top w:w="120" w:type="dxa"/>
+              <w:bottom w:w="120" w:type="dxa"/>
+              <w:left w:w="160" w:type="dxa"/>
+              <w:right w:w="160" w:type="dxa"/>
+            </w:tcMar>
+          </w:tcPr>
+          <w:p>
+            <w:r>
+              <w:rPr>
+                <w:rFonts w:ascii="Times New Roman" w:hAnsi="Times New Roman"/>
+                <w:sz w:val="28"/>
+              </w:rPr>
+              <w:t>Web Push VAPID &amp; Dispatch API</w:t>
+            </w:r>
+          </w:p>
+        </w:tc>
+        <w:tc>
+          <w:tcPr>
+            <w:tcW w:type="dxa" w:w="3456"/>
+            <w:shd w:val="clear" w:color="auto" w:fill="FFFFFF"/>
+            <w:tcMar>
+              <w:top w:w="120" w:type="dxa"/>
+              <w:bottom w:w="120" w:type="dxa"/>
+              <w:left w:w="160" w:type="dxa"/>
+              <w:right w:w="160" w:type="dxa"/>
+            </w:tcMar>
+          </w:tcPr>
+          <w:p>
+            <w:r>
+              <w:rPr>
+                <w:rFonts w:ascii="Times New Roman" w:hAnsi="Times New Roman"/>
+                <w:b/>
+                <w:color w:val="0369A1"/>
+                <w:sz w:val="28"/>
+              </w:rPr>
+              <w:t>server/routes/notifications.js</w:t>
+            </w:r>
+          </w:p>
+        </w:tc>
+        <w:tc>
+          <w:tcPr>
+            <w:tcW w:type="dxa" w:w="2592"/>
+            <w:shd w:val="clear" w:color="auto" w:fill="FFFFFF"/>
+            <w:tcMar>
+              <w:top w:w="120" w:type="dxa"/>
+              <w:bottom w:w="120" w:type="dxa"/>
+              <w:left w:w="160" w:type="dxa"/>
+              <w:right w:w="160" w:type="dxa"/>
+            </w:tcMar>
+          </w:tcPr>
+          <w:p>
+            <w:r>
+              <w:rPr>
+                <w:rFonts w:ascii="Times New Roman" w:hAnsi="Times New Roman"/>
+                <w:sz w:val="28"/>
+              </w:rPr>
+              <w:t>sendPushNotification()</w:t>
+            </w:r>
+          </w:p>
+        </w:tc>
+        <w:tc>
+          <w:tcPr>
+            <w:tcW w:type="dxa" w:w="1152"/>
+            <w:shd w:val="clear" w:color="auto" w:fill="FFFFFF"/>
+            <w:tcMar>
+              <w:top w:w="120" w:type="dxa"/>
+              <w:bottom w:w="120" w:type="dxa"/>
+              <w:left w:w="160" w:type="dxa"/>
+              <w:right w:w="160" w:type="dxa"/>
+            </w:tcMar>
+          </w:tcPr>
+          <w:p>
+            <w:r>
+              <w:rPr>
+                <w:rFonts w:ascii="Times New Roman" w:hAnsi="Times New Roman"/>
+                <w:b/>
+                <w:color w:val="0369A1"/>
+                <w:sz w:val="28"/>
+              </w:rPr>
+              <w:t>L1-L165</w:t>
+            </w:r>
+          </w:p>
+        </w:tc>
+      </w:tr>
+      <w:tr>
+        <w:tc>
+          <w:tcPr>
+            <w:tcW w:type="dxa" w:w="3168"/>
+            <w:shd w:val="clear" w:color="auto" w:fill="F8FAFC"/>
+            <w:tcMar>
+              <w:top w:w="120" w:type="dxa"/>
+              <w:bottom w:w="120" w:type="dxa"/>
+              <w:left w:w="160" w:type="dxa"/>
+              <w:right w:w="160" w:type="dxa"/>
+            </w:tcMar>
+          </w:tcPr>
+          <w:p>
+            <w:r>
+              <w:rPr>
+                <w:rFonts w:ascii="Times New Roman" w:hAnsi="Times New Roman"/>
+                <w:sz w:val="28"/>
+              </w:rPr>
               <w:t>Auto-Mapped Proof Document Links</w:t>
             </w:r>
           </w:p>
@@ -2234,7 +2594,7 @@
                 <w:color w:val="0369A1"/>
                 <w:sz w:val="28"/>
               </w:rPr>
-              <w:t>L70-L570</w:t>
+              <w:t>L70-L640</w:t>
             </w:r>
           </w:p>
         </w:tc>

--- a/docs/Technical_Constraints_and_File_Modification_Guide.docx
+++ b/docs/Technical_Constraints_and_File_Modification_Guide.docx
@@ -82,7 +82,7 @@
           <w:color w:val="64748B"/>
           <w:sz w:val="22"/>
         </w:rPr>
-        <w:t>Document Generated: August 17, 2026 | Version 3.0 | Status: Active Developer Guide</w:t>
+        <w:t>Document Generated: August 18, 2026 | Version 3.0 | Status: Active Developer Guide</w:t>
       </w:r>
     </w:p>
     <w:p>
@@ -2617,7 +2617,7 @@
                 <w:rFonts w:ascii="Times New Roman" w:hAnsi="Times New Roman"/>
                 <w:sz w:val="28"/>
               </w:rPr>
-              <w:t>Auto-Doc Schema Script</w:t>
+              <w:t>Profile Picture Upload &amp; White BG API</w:t>
             </w:r>
           </w:p>
         </w:tc>
@@ -2640,7 +2640,7 @@
                 <w:color w:val="0369A1"/>
                 <w:sz w:val="28"/>
               </w:rPr>
-              <w:t>scripts/generate_schema_doc.py</w:t>
+              <w:t>server/routes/activities.js</w:t>
             </w:r>
           </w:p>
         </w:tc>
@@ -2661,6 +2661,276 @@
                 <w:rFonts w:ascii="Times New Roman" w:hAnsi="Times New Roman"/>
                 <w:sz w:val="28"/>
               </w:rPr>
+              <w:t>POST /upload/profile-pic</w:t>
+            </w:r>
+          </w:p>
+        </w:tc>
+        <w:tc>
+          <w:tcPr>
+            <w:tcW w:type="dxa" w:w="1152"/>
+            <w:shd w:val="clear" w:color="auto" w:fill="F8FAFC"/>
+            <w:tcMar>
+              <w:top w:w="120" w:type="dxa"/>
+              <w:bottom w:w="120" w:type="dxa"/>
+              <w:left w:w="160" w:type="dxa"/>
+              <w:right w:w="160" w:type="dxa"/>
+            </w:tcMar>
+          </w:tcPr>
+          <w:p>
+            <w:r>
+              <w:rPr>
+                <w:rFonts w:ascii="Times New Roman" w:hAnsi="Times New Roman"/>
+                <w:b/>
+                <w:color w:val="0369A1"/>
+                <w:sz w:val="28"/>
+              </w:rPr>
+              <w:t>L372-L395</w:t>
+            </w:r>
+          </w:p>
+        </w:tc>
+      </w:tr>
+      <w:tr>
+        <w:tc>
+          <w:tcPr>
+            <w:tcW w:type="dxa" w:w="3168"/>
+            <w:shd w:val="clear" w:color="auto" w:fill="FFFFFF"/>
+            <w:tcMar>
+              <w:top w:w="120" w:type="dxa"/>
+              <w:bottom w:w="120" w:type="dxa"/>
+              <w:left w:w="160" w:type="dxa"/>
+              <w:right w:w="160" w:type="dxa"/>
+            </w:tcMar>
+          </w:tcPr>
+          <w:p>
+            <w:r>
+              <w:rPr>
+                <w:rFonts w:ascii="Times New Roman" w:hAnsi="Times New Roman"/>
+                <w:sz w:val="28"/>
+              </w:rPr>
+              <w:t>AI Portrait Background Processor</w:t>
+            </w:r>
+          </w:p>
+        </w:tc>
+        <w:tc>
+          <w:tcPr>
+            <w:tcW w:type="dxa" w:w="3456"/>
+            <w:shd w:val="clear" w:color="auto" w:fill="FFFFFF"/>
+            <w:tcMar>
+              <w:top w:w="120" w:type="dxa"/>
+              <w:bottom w:w="120" w:type="dxa"/>
+              <w:left w:w="160" w:type="dxa"/>
+              <w:right w:w="160" w:type="dxa"/>
+            </w:tcMar>
+          </w:tcPr>
+          <w:p>
+            <w:r>
+              <w:rPr>
+                <w:rFonts w:ascii="Times New Roman" w:hAnsi="Times New Roman"/>
+                <w:b/>
+                <w:color w:val="0369A1"/>
+                <w:sz w:val="28"/>
+              </w:rPr>
+              <w:t>server/utils/processProfilePic.js</w:t>
+            </w:r>
+          </w:p>
+        </w:tc>
+        <w:tc>
+          <w:tcPr>
+            <w:tcW w:type="dxa" w:w="2592"/>
+            <w:shd w:val="clear" w:color="auto" w:fill="FFFFFF"/>
+            <w:tcMar>
+              <w:top w:w="120" w:type="dxa"/>
+              <w:bottom w:w="120" w:type="dxa"/>
+              <w:left w:w="160" w:type="dxa"/>
+              <w:right w:w="160" w:type="dxa"/>
+            </w:tcMar>
+          </w:tcPr>
+          <w:p>
+            <w:r>
+              <w:rPr>
+                <w:rFonts w:ascii="Times New Roman" w:hAnsi="Times New Roman"/>
+                <w:sz w:val="28"/>
+              </w:rPr>
+              <w:t>standardizeProfilePic()</w:t>
+            </w:r>
+          </w:p>
+        </w:tc>
+        <w:tc>
+          <w:tcPr>
+            <w:tcW w:type="dxa" w:w="1152"/>
+            <w:shd w:val="clear" w:color="auto" w:fill="FFFFFF"/>
+            <w:tcMar>
+              <w:top w:w="120" w:type="dxa"/>
+              <w:bottom w:w="120" w:type="dxa"/>
+              <w:left w:w="160" w:type="dxa"/>
+              <w:right w:w="160" w:type="dxa"/>
+            </w:tcMar>
+          </w:tcPr>
+          <w:p>
+            <w:r>
+              <w:rPr>
+                <w:rFonts w:ascii="Times New Roman" w:hAnsi="Times New Roman"/>
+                <w:b/>
+                <w:color w:val="0369A1"/>
+                <w:sz w:val="28"/>
+              </w:rPr>
+              <w:t>L1-L50</w:t>
+            </w:r>
+          </w:p>
+        </w:tc>
+      </w:tr>
+      <w:tr>
+        <w:tc>
+          <w:tcPr>
+            <w:tcW w:type="dxa" w:w="3168"/>
+            <w:shd w:val="clear" w:color="auto" w:fill="F8FAFC"/>
+            <w:tcMar>
+              <w:top w:w="120" w:type="dxa"/>
+              <w:bottom w:w="120" w:type="dxa"/>
+              <w:left w:w="160" w:type="dxa"/>
+              <w:right w:w="160" w:type="dxa"/>
+            </w:tcMar>
+          </w:tcPr>
+          <w:p>
+            <w:r>
+              <w:rPr>
+                <w:rFonts w:ascii="Times New Roman" w:hAnsi="Times New Roman"/>
+                <w:sz w:val="28"/>
+              </w:rPr>
+              <w:t>Python Portrait Isolation Script</w:t>
+            </w:r>
+          </w:p>
+        </w:tc>
+        <w:tc>
+          <w:tcPr>
+            <w:tcW w:type="dxa" w:w="3456"/>
+            <w:shd w:val="clear" w:color="auto" w:fill="F8FAFC"/>
+            <w:tcMar>
+              <w:top w:w="120" w:type="dxa"/>
+              <w:bottom w:w="120" w:type="dxa"/>
+              <w:left w:w="160" w:type="dxa"/>
+              <w:right w:w="160" w:type="dxa"/>
+            </w:tcMar>
+          </w:tcPr>
+          <w:p>
+            <w:r>
+              <w:rPr>
+                <w:rFonts w:ascii="Times New Roman" w:hAnsi="Times New Roman"/>
+                <w:b/>
+                <w:color w:val="0369A1"/>
+                <w:sz w:val="28"/>
+              </w:rPr>
+              <w:t>scripts/process_profile_picture.py</w:t>
+            </w:r>
+          </w:p>
+        </w:tc>
+        <w:tc>
+          <w:tcPr>
+            <w:tcW w:type="dxa" w:w="2592"/>
+            <w:shd w:val="clear" w:color="auto" w:fill="F8FAFC"/>
+            <w:tcMar>
+              <w:top w:w="120" w:type="dxa"/>
+              <w:bottom w:w="120" w:type="dxa"/>
+              <w:left w:w="160" w:type="dxa"/>
+              <w:right w:w="160" w:type="dxa"/>
+            </w:tcMar>
+          </w:tcPr>
+          <w:p>
+            <w:r>
+              <w:rPr>
+                <w:rFonts w:ascii="Times New Roman" w:hAnsi="Times New Roman"/>
+                <w:sz w:val="28"/>
+              </w:rPr>
+              <w:t>process_image() (rembg + Pillow)</w:t>
+            </w:r>
+          </w:p>
+        </w:tc>
+        <w:tc>
+          <w:tcPr>
+            <w:tcW w:type="dxa" w:w="1152"/>
+            <w:shd w:val="clear" w:color="auto" w:fill="F8FAFC"/>
+            <w:tcMar>
+              <w:top w:w="120" w:type="dxa"/>
+              <w:bottom w:w="120" w:type="dxa"/>
+              <w:left w:w="160" w:type="dxa"/>
+              <w:right w:w="160" w:type="dxa"/>
+            </w:tcMar>
+          </w:tcPr>
+          <w:p>
+            <w:r>
+              <w:rPr>
+                <w:rFonts w:ascii="Times New Roman" w:hAnsi="Times New Roman"/>
+                <w:b/>
+                <w:color w:val="0369A1"/>
+                <w:sz w:val="28"/>
+              </w:rPr>
+              <w:t>L1-L85</w:t>
+            </w:r>
+          </w:p>
+        </w:tc>
+      </w:tr>
+      <w:tr>
+        <w:tc>
+          <w:tcPr>
+            <w:tcW w:type="dxa" w:w="3168"/>
+            <w:shd w:val="clear" w:color="auto" w:fill="FFFFFF"/>
+            <w:tcMar>
+              <w:top w:w="120" w:type="dxa"/>
+              <w:bottom w:w="120" w:type="dxa"/>
+              <w:left w:w="160" w:type="dxa"/>
+              <w:right w:w="160" w:type="dxa"/>
+            </w:tcMar>
+          </w:tcPr>
+          <w:p>
+            <w:r>
+              <w:rPr>
+                <w:rFonts w:ascii="Times New Roman" w:hAnsi="Times New Roman"/>
+                <w:sz w:val="28"/>
+              </w:rPr>
+              <w:t>Auto-Doc Schema Script</w:t>
+            </w:r>
+          </w:p>
+        </w:tc>
+        <w:tc>
+          <w:tcPr>
+            <w:tcW w:type="dxa" w:w="3456"/>
+            <w:shd w:val="clear" w:color="auto" w:fill="FFFFFF"/>
+            <w:tcMar>
+              <w:top w:w="120" w:type="dxa"/>
+              <w:bottom w:w="120" w:type="dxa"/>
+              <w:left w:w="160" w:type="dxa"/>
+              <w:right w:w="160" w:type="dxa"/>
+            </w:tcMar>
+          </w:tcPr>
+          <w:p>
+            <w:r>
+              <w:rPr>
+                <w:rFonts w:ascii="Times New Roman" w:hAnsi="Times New Roman"/>
+                <w:b/>
+                <w:color w:val="0369A1"/>
+                <w:sz w:val="28"/>
+              </w:rPr>
+              <w:t>scripts/generate_schema_doc.py</w:t>
+            </w:r>
+          </w:p>
+        </w:tc>
+        <w:tc>
+          <w:tcPr>
+            <w:tcW w:type="dxa" w:w="2592"/>
+            <w:shd w:val="clear" w:color="auto" w:fill="FFFFFF"/>
+            <w:tcMar>
+              <w:top w:w="120" w:type="dxa"/>
+              <w:bottom w:w="120" w:type="dxa"/>
+              <w:left w:w="160" w:type="dxa"/>
+              <w:right w:w="160" w:type="dxa"/>
+            </w:tcMar>
+          </w:tcPr>
+          <w:p>
+            <w:r>
+              <w:rPr>
+                <w:rFonts w:ascii="Times New Roman" w:hAnsi="Times New Roman"/>
+                <w:sz w:val="28"/>
+              </w:rPr>
               <w:t>generate_schema_document()</w:t>
             </w:r>
           </w:p>
@@ -2668,7 +2938,7 @@
         <w:tc>
           <w:tcPr>
             <w:tcW w:type="dxa" w:w="1152"/>
-            <w:shd w:val="clear" w:color="auto" w:fill="F8FAFC"/>
+            <w:shd w:val="clear" w:color="auto" w:fill="FFFFFF"/>
             <w:tcMar>
               <w:top w:w="120" w:type="dxa"/>
               <w:bottom w:w="120" w:type="dxa"/>
@@ -2693,7 +2963,7 @@
         <w:tc>
           <w:tcPr>
             <w:tcW w:type="dxa" w:w="3168"/>
-            <w:shd w:val="clear" w:color="auto" w:fill="FFFFFF"/>
+            <w:shd w:val="clear" w:color="auto" w:fill="F8FAFC"/>
             <w:tcMar>
               <w:top w:w="120" w:type="dxa"/>
               <w:bottom w:w="120" w:type="dxa"/>
@@ -2714,7 +2984,7 @@
         <w:tc>
           <w:tcPr>
             <w:tcW w:type="dxa" w:w="3456"/>
-            <w:shd w:val="clear" w:color="auto" w:fill="FFFFFF"/>
+            <w:shd w:val="clear" w:color="auto" w:fill="F8FAFC"/>
             <w:tcMar>
               <w:top w:w="120" w:type="dxa"/>
               <w:bottom w:w="120" w:type="dxa"/>
@@ -2737,7 +3007,7 @@
         <w:tc>
           <w:tcPr>
             <w:tcW w:type="dxa" w:w="2592"/>
-            <w:shd w:val="clear" w:color="auto" w:fill="FFFFFF"/>
+            <w:shd w:val="clear" w:color="auto" w:fill="F8FAFC"/>
             <w:tcMar>
               <w:top w:w="120" w:type="dxa"/>
               <w:bottom w:w="120" w:type="dxa"/>
@@ -2758,7 +3028,7 @@
         <w:tc>
           <w:tcPr>
             <w:tcW w:type="dxa" w:w="1152"/>
-            <w:shd w:val="clear" w:color="auto" w:fill="FFFFFF"/>
+            <w:shd w:val="clear" w:color="auto" w:fill="F8FAFC"/>
             <w:tcMar>
               <w:top w:w="120" w:type="dxa"/>
               <w:bottom w:w="120" w:type="dxa"/>
@@ -2783,7 +3053,7 @@
         <w:tc>
           <w:tcPr>
             <w:tcW w:type="dxa" w:w="3168"/>
-            <w:shd w:val="clear" w:color="auto" w:fill="F8FAFC"/>
+            <w:shd w:val="clear" w:color="auto" w:fill="FFFFFF"/>
             <w:tcMar>
               <w:top w:w="120" w:type="dxa"/>
               <w:bottom w:w="120" w:type="dxa"/>
@@ -2804,7 +3074,7 @@
         <w:tc>
           <w:tcPr>
             <w:tcW w:type="dxa" w:w="3456"/>
-            <w:shd w:val="clear" w:color="auto" w:fill="F8FAFC"/>
+            <w:shd w:val="clear" w:color="auto" w:fill="FFFFFF"/>
             <w:tcMar>
               <w:top w:w="120" w:type="dxa"/>
               <w:bottom w:w="120" w:type="dxa"/>
@@ -2827,7 +3097,7 @@
         <w:tc>
           <w:tcPr>
             <w:tcW w:type="dxa" w:w="2592"/>
-            <w:shd w:val="clear" w:color="auto" w:fill="F8FAFC"/>
+            <w:shd w:val="clear" w:color="auto" w:fill="FFFFFF"/>
             <w:tcMar>
               <w:top w:w="120" w:type="dxa"/>
               <w:bottom w:w="120" w:type="dxa"/>
@@ -2848,7 +3118,7 @@
         <w:tc>
           <w:tcPr>
             <w:tcW w:type="dxa" w:w="1152"/>
-            <w:shd w:val="clear" w:color="auto" w:fill="F8FAFC"/>
+            <w:shd w:val="clear" w:color="auto" w:fill="FFFFFF"/>
             <w:tcMar>
               <w:top w:w="120" w:type="dxa"/>
               <w:bottom w:w="120" w:type="dxa"/>
@@ -2873,7 +3143,7 @@
         <w:tc>
           <w:tcPr>
             <w:tcW w:type="dxa" w:w="3168"/>
-            <w:shd w:val="clear" w:color="auto" w:fill="FFFFFF"/>
+            <w:shd w:val="clear" w:color="auto" w:fill="F8FAFC"/>
             <w:tcMar>
               <w:top w:w="120" w:type="dxa"/>
               <w:bottom w:w="120" w:type="dxa"/>
@@ -2894,7 +3164,7 @@
         <w:tc>
           <w:tcPr>
             <w:tcW w:type="dxa" w:w="3456"/>
-            <w:shd w:val="clear" w:color="auto" w:fill="FFFFFF"/>
+            <w:shd w:val="clear" w:color="auto" w:fill="F8FAFC"/>
             <w:tcMar>
               <w:top w:w="120" w:type="dxa"/>
               <w:bottom w:w="120" w:type="dxa"/>
@@ -2917,7 +3187,7 @@
         <w:tc>
           <w:tcPr>
             <w:tcW w:type="dxa" w:w="2592"/>
-            <w:shd w:val="clear" w:color="auto" w:fill="FFFFFF"/>
+            <w:shd w:val="clear" w:color="auto" w:fill="F8FAFC"/>
             <w:tcMar>
               <w:top w:w="120" w:type="dxa"/>
               <w:bottom w:w="120" w:type="dxa"/>
@@ -2938,7 +3208,7 @@
         <w:tc>
           <w:tcPr>
             <w:tcW w:type="dxa" w:w="1152"/>
-            <w:shd w:val="clear" w:color="auto" w:fill="FFFFFF"/>
+            <w:shd w:val="clear" w:color="auto" w:fill="F8FAFC"/>
             <w:tcMar>
               <w:top w:w="120" w:type="dxa"/>
               <w:bottom w:w="120" w:type="dxa"/>

--- a/docs/Technical_Constraints_and_File_Modification_Guide.docx
+++ b/docs/Technical_Constraints_and_File_Modification_Guide.docx
@@ -82,7 +82,7 @@
           <w:color w:val="64748B"/>
           <w:sz w:val="22"/>
         </w:rPr>
-        <w:t>Document Generated: August 18, 2026 | Version 3.0 | Status: Active Developer Guide</w:t>
+        <w:t>Document Generated: August 19, 2026 | Version 3.0 | Status: Active Developer Guide</w:t>
       </w:r>
     </w:p>
     <w:p>

--- a/docs/Technical_Constraints_and_File_Modification_Guide.docx
+++ b/docs/Technical_Constraints_and_File_Modification_Guide.docx
@@ -3229,6 +3229,636 @@
           </w:p>
         </w:tc>
       </w:tr>
+      <w:tr>
+        <w:tc>
+          <w:tcPr>
+            <w:tcW w:type="dxa" w:w="3168"/>
+            <w:shd w:val="clear" w:color="auto" w:fill="FFFFFF"/>
+            <w:tcMar>
+              <w:top w:w="120" w:type="dxa"/>
+              <w:bottom w:w="120" w:type="dxa"/>
+              <w:left w:w="160" w:type="dxa"/>
+              <w:right w:w="160" w:type="dxa"/>
+            </w:tcMar>
+          </w:tcPr>
+          <w:p>
+            <w:r>
+              <w:rPr>
+                <w:rFonts w:ascii="Times New Roman" w:hAnsi="Times New Roman"/>
+                <w:sz w:val="28"/>
+              </w:rPr>
+              <w:t>Event Design Suite UI &amp; Tabs</w:t>
+            </w:r>
+          </w:p>
+        </w:tc>
+        <w:tc>
+          <w:tcPr>
+            <w:tcW w:type="dxa" w:w="3456"/>
+            <w:shd w:val="clear" w:color="auto" w:fill="FFFFFF"/>
+            <w:tcMar>
+              <w:top w:w="120" w:type="dxa"/>
+              <w:bottom w:w="120" w:type="dxa"/>
+              <w:left w:w="160" w:type="dxa"/>
+              <w:right w:w="160" w:type="dxa"/>
+            </w:tcMar>
+          </w:tcPr>
+          <w:p>
+            <w:r>
+              <w:rPr>
+                <w:rFonts w:ascii="Times New Roman" w:hAnsi="Times New Roman"/>
+                <w:b/>
+                <w:color w:val="0369A1"/>
+                <w:sz w:val="28"/>
+              </w:rPr>
+              <w:t>client/src/pages/EventDesignSuite.jsx</w:t>
+            </w:r>
+          </w:p>
+        </w:tc>
+        <w:tc>
+          <w:tcPr>
+            <w:tcW w:type="dxa" w:w="2592"/>
+            <w:shd w:val="clear" w:color="auto" w:fill="FFFFFF"/>
+            <w:tcMar>
+              <w:top w:w="120" w:type="dxa"/>
+              <w:bottom w:w="120" w:type="dxa"/>
+              <w:left w:w="160" w:type="dxa"/>
+              <w:right w:w="160" w:type="dxa"/>
+            </w:tcMar>
+          </w:tcPr>
+          <w:p>
+            <w:r>
+              <w:rPr>
+                <w:rFonts w:ascii="Times New Roman" w:hAnsi="Times New Roman"/>
+                <w:sz w:val="28"/>
+              </w:rPr>
+              <w:t>EventDesignSuite component</w:t>
+            </w:r>
+          </w:p>
+        </w:tc>
+        <w:tc>
+          <w:tcPr>
+            <w:tcW w:type="dxa" w:w="1152"/>
+            <w:shd w:val="clear" w:color="auto" w:fill="FFFFFF"/>
+            <w:tcMar>
+              <w:top w:w="120" w:type="dxa"/>
+              <w:bottom w:w="120" w:type="dxa"/>
+              <w:left w:w="160" w:type="dxa"/>
+              <w:right w:w="160" w:type="dxa"/>
+            </w:tcMar>
+          </w:tcPr>
+          <w:p>
+            <w:r>
+              <w:rPr>
+                <w:rFonts w:ascii="Times New Roman" w:hAnsi="Times New Roman"/>
+                <w:b/>
+                <w:color w:val="0369A1"/>
+                <w:sz w:val="28"/>
+              </w:rPr>
+              <w:t>L1-L600</w:t>
+            </w:r>
+          </w:p>
+        </w:tc>
+      </w:tr>
+      <w:tr>
+        <w:tc>
+          <w:tcPr>
+            <w:tcW w:type="dxa" w:w="3168"/>
+            <w:shd w:val="clear" w:color="auto" w:fill="F8FAFC"/>
+            <w:tcMar>
+              <w:top w:w="120" w:type="dxa"/>
+              <w:bottom w:w="120" w:type="dxa"/>
+              <w:left w:w="160" w:type="dxa"/>
+              <w:right w:w="160" w:type="dxa"/>
+            </w:tcMar>
+          </w:tcPr>
+          <w:p>
+            <w:r>
+              <w:rPr>
+                <w:rFonts w:ascii="Times New Roman" w:hAnsi="Times New Roman"/>
+                <w:sz w:val="28"/>
+              </w:rPr>
+              <w:t>Event Design Backend API</w:t>
+            </w:r>
+          </w:p>
+        </w:tc>
+        <w:tc>
+          <w:tcPr>
+            <w:tcW w:type="dxa" w:w="3456"/>
+            <w:shd w:val="clear" w:color="auto" w:fill="F8FAFC"/>
+            <w:tcMar>
+              <w:top w:w="120" w:type="dxa"/>
+              <w:bottom w:w="120" w:type="dxa"/>
+              <w:left w:w="160" w:type="dxa"/>
+              <w:right w:w="160" w:type="dxa"/>
+            </w:tcMar>
+          </w:tcPr>
+          <w:p>
+            <w:r>
+              <w:rPr>
+                <w:rFonts w:ascii="Times New Roman" w:hAnsi="Times New Roman"/>
+                <w:b/>
+                <w:color w:val="0369A1"/>
+                <w:sz w:val="28"/>
+              </w:rPr>
+              <w:t>server/routes/event_design.js</w:t>
+            </w:r>
+          </w:p>
+        </w:tc>
+        <w:tc>
+          <w:tcPr>
+            <w:tcW w:type="dxa" w:w="2592"/>
+            <w:shd w:val="clear" w:color="auto" w:fill="F8FAFC"/>
+            <w:tcMar>
+              <w:top w:w="120" w:type="dxa"/>
+              <w:bottom w:w="120" w:type="dxa"/>
+              <w:left w:w="160" w:type="dxa"/>
+              <w:right w:w="160" w:type="dxa"/>
+            </w:tcMar>
+          </w:tcPr>
+          <w:p>
+            <w:r>
+              <w:rPr>
+                <w:rFonts w:ascii="Times New Roman" w:hAnsi="Times New Roman"/>
+                <w:sz w:val="28"/>
+              </w:rPr>
+              <w:t>router mounted at /api/event-design</w:t>
+            </w:r>
+          </w:p>
+        </w:tc>
+        <w:tc>
+          <w:tcPr>
+            <w:tcW w:type="dxa" w:w="1152"/>
+            <w:shd w:val="clear" w:color="auto" w:fill="F8FAFC"/>
+            <w:tcMar>
+              <w:top w:w="120" w:type="dxa"/>
+              <w:bottom w:w="120" w:type="dxa"/>
+              <w:left w:w="160" w:type="dxa"/>
+              <w:right w:w="160" w:type="dxa"/>
+            </w:tcMar>
+          </w:tcPr>
+          <w:p>
+            <w:r>
+              <w:rPr>
+                <w:rFonts w:ascii="Times New Roman" w:hAnsi="Times New Roman"/>
+                <w:b/>
+                <w:color w:val="0369A1"/>
+                <w:sz w:val="28"/>
+              </w:rPr>
+              <w:t>L1-L520</w:t>
+            </w:r>
+          </w:p>
+        </w:tc>
+      </w:tr>
+      <w:tr>
+        <w:tc>
+          <w:tcPr>
+            <w:tcW w:type="dxa" w:w="3168"/>
+            <w:shd w:val="clear" w:color="auto" w:fill="FFFFFF"/>
+            <w:tcMar>
+              <w:top w:w="120" w:type="dxa"/>
+              <w:bottom w:w="120" w:type="dxa"/>
+              <w:left w:w="160" w:type="dxa"/>
+              <w:right w:w="160" w:type="dxa"/>
+            </w:tcMar>
+          </w:tcPr>
+          <w:p>
+            <w:r>
+              <w:rPr>
+                <w:rFonts w:ascii="Times New Roman" w:hAnsi="Times New Roman"/>
+                <w:sz w:val="28"/>
+              </w:rPr>
+              <w:t>Poster Template Renderers</w:t>
+            </w:r>
+          </w:p>
+        </w:tc>
+        <w:tc>
+          <w:tcPr>
+            <w:tcW w:type="dxa" w:w="3456"/>
+            <w:shd w:val="clear" w:color="auto" w:fill="FFFFFF"/>
+            <w:tcMar>
+              <w:top w:w="120" w:type="dxa"/>
+              <w:bottom w:w="120" w:type="dxa"/>
+              <w:left w:w="160" w:type="dxa"/>
+              <w:right w:w="160" w:type="dxa"/>
+            </w:tcMar>
+          </w:tcPr>
+          <w:p>
+            <w:r>
+              <w:rPr>
+                <w:rFonts w:ascii="Times New Roman" w:hAnsi="Times New Roman"/>
+                <w:b/>
+                <w:color w:val="0369A1"/>
+                <w:sz w:val="28"/>
+              </w:rPr>
+              <w:t>client/src/utils/eventDesign/posterTemplates.js</w:t>
+            </w:r>
+          </w:p>
+        </w:tc>
+        <w:tc>
+          <w:tcPr>
+            <w:tcW w:type="dxa" w:w="2592"/>
+            <w:shd w:val="clear" w:color="auto" w:fill="FFFFFF"/>
+            <w:tcMar>
+              <w:top w:w="120" w:type="dxa"/>
+              <w:bottom w:w="120" w:type="dxa"/>
+              <w:left w:w="160" w:type="dxa"/>
+              <w:right w:w="160" w:type="dxa"/>
+            </w:tcMar>
+          </w:tcPr>
+          <w:p>
+            <w:r>
+              <w:rPr>
+                <w:rFonts w:ascii="Times New Roman" w:hAnsi="Times New Roman"/>
+                <w:sz w:val="28"/>
+              </w:rPr>
+              <w:t>renderPosterHtml(), POSTER_TEMPLATES</w:t>
+            </w:r>
+          </w:p>
+        </w:tc>
+        <w:tc>
+          <w:tcPr>
+            <w:tcW w:type="dxa" w:w="1152"/>
+            <w:shd w:val="clear" w:color="auto" w:fill="FFFFFF"/>
+            <w:tcMar>
+              <w:top w:w="120" w:type="dxa"/>
+              <w:bottom w:w="120" w:type="dxa"/>
+              <w:left w:w="160" w:type="dxa"/>
+              <w:right w:w="160" w:type="dxa"/>
+            </w:tcMar>
+          </w:tcPr>
+          <w:p>
+            <w:r>
+              <w:rPr>
+                <w:rFonts w:ascii="Times New Roman" w:hAnsi="Times New Roman"/>
+                <w:b/>
+                <w:color w:val="0369A1"/>
+                <w:sz w:val="28"/>
+              </w:rPr>
+              <w:t>L1-L350</w:t>
+            </w:r>
+          </w:p>
+        </w:tc>
+      </w:tr>
+      <w:tr>
+        <w:tc>
+          <w:tcPr>
+            <w:tcW w:type="dxa" w:w="3168"/>
+            <w:shd w:val="clear" w:color="auto" w:fill="F8FAFC"/>
+            <w:tcMar>
+              <w:top w:w="120" w:type="dxa"/>
+              <w:bottom w:w="120" w:type="dxa"/>
+              <w:left w:w="160" w:type="dxa"/>
+              <w:right w:w="160" w:type="dxa"/>
+            </w:tcMar>
+          </w:tcPr>
+          <w:p>
+            <w:r>
+              <w:rPr>
+                <w:rFonts w:ascii="Times New Roman" w:hAnsi="Times New Roman"/>
+                <w:sz w:val="28"/>
+              </w:rPr>
+              <w:t>Invitation Template Renderers</w:t>
+            </w:r>
+          </w:p>
+        </w:tc>
+        <w:tc>
+          <w:tcPr>
+            <w:tcW w:type="dxa" w:w="3456"/>
+            <w:shd w:val="clear" w:color="auto" w:fill="F8FAFC"/>
+            <w:tcMar>
+              <w:top w:w="120" w:type="dxa"/>
+              <w:bottom w:w="120" w:type="dxa"/>
+              <w:left w:w="160" w:type="dxa"/>
+              <w:right w:w="160" w:type="dxa"/>
+            </w:tcMar>
+          </w:tcPr>
+          <w:p>
+            <w:r>
+              <w:rPr>
+                <w:rFonts w:ascii="Times New Roman" w:hAnsi="Times New Roman"/>
+                <w:b/>
+                <w:color w:val="0369A1"/>
+                <w:sz w:val="28"/>
+              </w:rPr>
+              <w:t>client/src/utils/eventDesign/invitationTemplates.js</w:t>
+            </w:r>
+          </w:p>
+        </w:tc>
+        <w:tc>
+          <w:tcPr>
+            <w:tcW w:type="dxa" w:w="2592"/>
+            <w:shd w:val="clear" w:color="auto" w:fill="F8FAFC"/>
+            <w:tcMar>
+              <w:top w:w="120" w:type="dxa"/>
+              <w:bottom w:w="120" w:type="dxa"/>
+              <w:left w:w="160" w:type="dxa"/>
+              <w:right w:w="160" w:type="dxa"/>
+            </w:tcMar>
+          </w:tcPr>
+          <w:p>
+            <w:r>
+              <w:rPr>
+                <w:rFonts w:ascii="Times New Roman" w:hAnsi="Times New Roman"/>
+                <w:sz w:val="28"/>
+              </w:rPr>
+              <w:t>renderInvitationHtml(), INVITATION_TEMPLATES</w:t>
+            </w:r>
+          </w:p>
+        </w:tc>
+        <w:tc>
+          <w:tcPr>
+            <w:tcW w:type="dxa" w:w="1152"/>
+            <w:shd w:val="clear" w:color="auto" w:fill="F8FAFC"/>
+            <w:tcMar>
+              <w:top w:w="120" w:type="dxa"/>
+              <w:bottom w:w="120" w:type="dxa"/>
+              <w:left w:w="160" w:type="dxa"/>
+              <w:right w:w="160" w:type="dxa"/>
+            </w:tcMar>
+          </w:tcPr>
+          <w:p>
+            <w:r>
+              <w:rPr>
+                <w:rFonts w:ascii="Times New Roman" w:hAnsi="Times New Roman"/>
+                <w:b/>
+                <w:color w:val="0369A1"/>
+                <w:sz w:val="28"/>
+              </w:rPr>
+              <w:t>L1-L320</w:t>
+            </w:r>
+          </w:p>
+        </w:tc>
+      </w:tr>
+      <w:tr>
+        <w:tc>
+          <w:tcPr>
+            <w:tcW w:type="dxa" w:w="3168"/>
+            <w:shd w:val="clear" w:color="auto" w:fill="FFFFFF"/>
+            <w:tcMar>
+              <w:top w:w="120" w:type="dxa"/>
+              <w:bottom w:w="120" w:type="dxa"/>
+              <w:left w:w="160" w:type="dxa"/>
+              <w:right w:w="160" w:type="dxa"/>
+            </w:tcMar>
+          </w:tcPr>
+          <w:p>
+            <w:r>
+              <w:rPr>
+                <w:rFonts w:ascii="Times New Roman" w:hAnsi="Times New Roman"/>
+                <w:sz w:val="28"/>
+              </w:rPr>
+              <w:t>Certificate Template Renderers</w:t>
+            </w:r>
+          </w:p>
+        </w:tc>
+        <w:tc>
+          <w:tcPr>
+            <w:tcW w:type="dxa" w:w="3456"/>
+            <w:shd w:val="clear" w:color="auto" w:fill="FFFFFF"/>
+            <w:tcMar>
+              <w:top w:w="120" w:type="dxa"/>
+              <w:bottom w:w="120" w:type="dxa"/>
+              <w:left w:w="160" w:type="dxa"/>
+              <w:right w:w="160" w:type="dxa"/>
+            </w:tcMar>
+          </w:tcPr>
+          <w:p>
+            <w:r>
+              <w:rPr>
+                <w:rFonts w:ascii="Times New Roman" w:hAnsi="Times New Roman"/>
+                <w:b/>
+                <w:color w:val="0369A1"/>
+                <w:sz w:val="28"/>
+              </w:rPr>
+              <w:t>client/src/utils/eventDesign/certificateTemplates.js</w:t>
+            </w:r>
+          </w:p>
+        </w:tc>
+        <w:tc>
+          <w:tcPr>
+            <w:tcW w:type="dxa" w:w="2592"/>
+            <w:shd w:val="clear" w:color="auto" w:fill="FFFFFF"/>
+            <w:tcMar>
+              <w:top w:w="120" w:type="dxa"/>
+              <w:bottom w:w="120" w:type="dxa"/>
+              <w:left w:w="160" w:type="dxa"/>
+              <w:right w:w="160" w:type="dxa"/>
+            </w:tcMar>
+          </w:tcPr>
+          <w:p>
+            <w:r>
+              <w:rPr>
+                <w:rFonts w:ascii="Times New Roman" w:hAnsi="Times New Roman"/>
+                <w:sz w:val="28"/>
+              </w:rPr>
+              <w:t>renderCertificateHtml(), CERTIFICATE_TEMPLATES</w:t>
+            </w:r>
+          </w:p>
+        </w:tc>
+        <w:tc>
+          <w:tcPr>
+            <w:tcW w:type="dxa" w:w="1152"/>
+            <w:shd w:val="clear" w:color="auto" w:fill="FFFFFF"/>
+            <w:tcMar>
+              <w:top w:w="120" w:type="dxa"/>
+              <w:bottom w:w="120" w:type="dxa"/>
+              <w:left w:w="160" w:type="dxa"/>
+              <w:right w:w="160" w:type="dxa"/>
+            </w:tcMar>
+          </w:tcPr>
+          <w:p>
+            <w:r>
+              <w:rPr>
+                <w:rFonts w:ascii="Times New Roman" w:hAnsi="Times New Roman"/>
+                <w:b/>
+                <w:color w:val="0369A1"/>
+                <w:sz w:val="28"/>
+              </w:rPr>
+              <w:t>L1-L350</w:t>
+            </w:r>
+          </w:p>
+        </w:tc>
+      </w:tr>
+      <w:tr>
+        <w:tc>
+          <w:tcPr>
+            <w:tcW w:type="dxa" w:w="3168"/>
+            <w:shd w:val="clear" w:color="auto" w:fill="F8FAFC"/>
+            <w:tcMar>
+              <w:top w:w="120" w:type="dxa"/>
+              <w:bottom w:w="120" w:type="dxa"/>
+              <w:left w:w="160" w:type="dxa"/>
+              <w:right w:w="160" w:type="dxa"/>
+            </w:tcMar>
+          </w:tcPr>
+          <w:p>
+            <w:r>
+              <w:rPr>
+                <w:rFonts w:ascii="Times New Roman" w:hAnsi="Times New Roman"/>
+                <w:sz w:val="28"/>
+              </w:rPr>
+              <w:t>PDF Export Vector Engine</w:t>
+            </w:r>
+          </w:p>
+        </w:tc>
+        <w:tc>
+          <w:tcPr>
+            <w:tcW w:type="dxa" w:w="3456"/>
+            <w:shd w:val="clear" w:color="auto" w:fill="F8FAFC"/>
+            <w:tcMar>
+              <w:top w:w="120" w:type="dxa"/>
+              <w:bottom w:w="120" w:type="dxa"/>
+              <w:left w:w="160" w:type="dxa"/>
+              <w:right w:w="160" w:type="dxa"/>
+            </w:tcMar>
+          </w:tcPr>
+          <w:p>
+            <w:r>
+              <w:rPr>
+                <w:rFonts w:ascii="Times New Roman" w:hAnsi="Times New Roman"/>
+                <w:b/>
+                <w:color w:val="0369A1"/>
+                <w:sz w:val="28"/>
+              </w:rPr>
+              <w:t>client/src/utils/eventDesign/pdfExportEngine.js</w:t>
+            </w:r>
+          </w:p>
+        </w:tc>
+        <w:tc>
+          <w:tcPr>
+            <w:tcW w:type="dxa" w:w="2592"/>
+            <w:shd w:val="clear" w:color="auto" w:fill="F8FAFC"/>
+            <w:tcMar>
+              <w:top w:w="120" w:type="dxa"/>
+              <w:bottom w:w="120" w:type="dxa"/>
+              <w:left w:w="160" w:type="dxa"/>
+              <w:right w:w="160" w:type="dxa"/>
+            </w:tcMar>
+          </w:tcPr>
+          <w:p>
+            <w:r>
+              <w:rPr>
+                <w:rFonts w:ascii="Times New Roman" w:hAnsi="Times New Roman"/>
+                <w:sz w:val="28"/>
+              </w:rPr>
+              <w:t>generatePosterPdf, generateSingleCertificatePdf</w:t>
+            </w:r>
+          </w:p>
+        </w:tc>
+        <w:tc>
+          <w:tcPr>
+            <w:tcW w:type="dxa" w:w="1152"/>
+            <w:shd w:val="clear" w:color="auto" w:fill="F8FAFC"/>
+            <w:tcMar>
+              <w:top w:w="120" w:type="dxa"/>
+              <w:bottom w:w="120" w:type="dxa"/>
+              <w:left w:w="160" w:type="dxa"/>
+              <w:right w:w="160" w:type="dxa"/>
+            </w:tcMar>
+          </w:tcPr>
+          <w:p>
+            <w:r>
+              <w:rPr>
+                <w:rFonts w:ascii="Times New Roman" w:hAnsi="Times New Roman"/>
+                <w:b/>
+                <w:color w:val="0369A1"/>
+                <w:sz w:val="28"/>
+              </w:rPr>
+              <w:t>L1-L630</w:t>
+            </w:r>
+          </w:p>
+        </w:tc>
+      </w:tr>
+      <w:tr>
+        <w:tc>
+          <w:tcPr>
+            <w:tcW w:type="dxa" w:w="3168"/>
+            <w:shd w:val="clear" w:color="auto" w:fill="FFFFFF"/>
+            <w:tcMar>
+              <w:top w:w="120" w:type="dxa"/>
+              <w:bottom w:w="120" w:type="dxa"/>
+              <w:left w:w="160" w:type="dxa"/>
+              <w:right w:w="160" w:type="dxa"/>
+            </w:tcMar>
+          </w:tcPr>
+          <w:p>
+            <w:r>
+              <w:rPr>
+                <w:rFonts w:ascii="Times New Roman" w:hAnsi="Times New Roman"/>
+                <w:sz w:val="28"/>
+              </w:rPr>
+              <w:t>Bulk Certificate &amp; JSZip Processor</w:t>
+            </w:r>
+          </w:p>
+        </w:tc>
+        <w:tc>
+          <w:tcPr>
+            <w:tcW w:type="dxa" w:w="3456"/>
+            <w:shd w:val="clear" w:color="auto" w:fill="FFFFFF"/>
+            <w:tcMar>
+              <w:top w:w="120" w:type="dxa"/>
+              <w:bottom w:w="120" w:type="dxa"/>
+              <w:left w:w="160" w:type="dxa"/>
+              <w:right w:w="160" w:type="dxa"/>
+            </w:tcMar>
+          </w:tcPr>
+          <w:p>
+            <w:r>
+              <w:rPr>
+                <w:rFonts w:ascii="Times New Roman" w:hAnsi="Times New Roman"/>
+                <w:b/>
+                <w:color w:val="0369A1"/>
+                <w:sz w:val="28"/>
+              </w:rPr>
+              <w:t>client/src/utils/eventDesign/bulkCertificateProcessor.js</w:t>
+            </w:r>
+          </w:p>
+        </w:tc>
+        <w:tc>
+          <w:tcPr>
+            <w:tcW w:type="dxa" w:w="2592"/>
+            <w:shd w:val="clear" w:color="auto" w:fill="FFFFFF"/>
+            <w:tcMar>
+              <w:top w:w="120" w:type="dxa"/>
+              <w:bottom w:w="120" w:type="dxa"/>
+              <w:left w:w="160" w:type="dxa"/>
+              <w:right w:w="160" w:type="dxa"/>
+            </w:tcMar>
+          </w:tcPr>
+          <w:p>
+            <w:r>
+              <w:rPr>
+                <w:rFonts w:ascii="Times New Roman" w:hAnsi="Times New Roman"/>
+                <w:sz w:val="28"/>
+              </w:rPr>
+              <w:t>processBulkCertificates()</w:t>
+            </w:r>
+          </w:p>
+        </w:tc>
+        <w:tc>
+          <w:tcPr>
+            <w:tcW w:type="dxa" w:w="1152"/>
+            <w:shd w:val="clear" w:color="auto" w:fill="FFFFFF"/>
+            <w:tcMar>
+              <w:top w:w="120" w:type="dxa"/>
+              <w:bottom w:w="120" w:type="dxa"/>
+              <w:left w:w="160" w:type="dxa"/>
+              <w:right w:w="160" w:type="dxa"/>
+            </w:tcMar>
+          </w:tcPr>
+          <w:p>
+            <w:r>
+              <w:rPr>
+                <w:rFonts w:ascii="Times New Roman" w:hAnsi="Times New Roman"/>
+                <w:b/>
+                <w:color w:val="0369A1"/>
+                <w:sz w:val="28"/>
+              </w:rPr>
+              <w:t>L1-L150</w:t>
+            </w:r>
+          </w:p>
+        </w:tc>
+      </w:tr>
     </w:tbl>
     <w:p>
       <w:pPr>

--- a/docs/Technical_Constraints_and_File_Modification_Guide.docx
+++ b/docs/Technical_Constraints_and_File_Modification_Guide.docx
@@ -82,7 +82,7 @@
           <w:color w:val="64748B"/>
           <w:sz w:val="22"/>
         </w:rPr>
-        <w:t>Document Generated: August 19, 2026 | Version 3.0 | Status: Active Developer Guide</w:t>
+        <w:t>Document Generated: August 20, 2026 | Version 3.0 | Status: Active Developer Guide</w:t>
       </w:r>
     </w:p>
     <w:p>

--- a/docs/Technical_Constraints_and_File_Modification_Guide.docx
+++ b/docs/Technical_Constraints_and_File_Modification_Guide.docx
@@ -82,7 +82,7 @@
           <w:color w:val="64748B"/>
           <w:sz w:val="22"/>
         </w:rPr>
-        <w:t>Document Generated: August 20, 2026 | Version 3.0 | Status: Active Developer Guide</w:t>
+        <w:t>Document Generated: August 21, 2026 | Version 3.0 | Status: Active Developer Guide</w:t>
       </w:r>
     </w:p>
     <w:p>
